--- a/Python Notes/DSA.docx
+++ b/Python Notes/DSA.docx
@@ -182,6 +182,8 @@
         </w:rPr>
         <w:t>.</w:t>
       </w:r>
+      <w:bookmarkStart w:id="0" w:name="_GoBack"/>
+      <w:bookmarkEnd w:id="0"/>
     </w:p>
     <w:p>
       <w:pPr>
@@ -20793,10 +20795,3076 @@
         </w:pict>
       </w:r>
     </w:p>
-    <w:p>
-      <w:bookmarkStart w:id="0" w:name="_GoBack"/>
-      <w:bookmarkEnd w:id="0"/>
-    </w:p>
+    <w:p/>
+    <w:p/>
+    <w:p/>
+    <w:p>
+      <w:r>
+        <w:br w:type="page"/>
+      </w:r>
+    </w:p>
+    <w:p>
+      <w:pPr>
+        <w:pStyle w:val="NormalWeb"/>
+      </w:pPr>
+      <w:r>
+        <w:lastRenderedPageBreak/>
+        <w:t xml:space="preserve">Here’s a full, structured explanation of the </w:t>
+      </w:r>
+      <w:proofErr w:type="spellStart"/>
+      <w:r>
+        <w:rPr>
+          <w:rStyle w:val="Strong"/>
+        </w:rPr>
+        <w:t>Leetcode</w:t>
+      </w:r>
+      <w:proofErr w:type="spellEnd"/>
+      <w:r>
+        <w:rPr>
+          <w:rStyle w:val="Strong"/>
+        </w:rPr>
+        <w:t xml:space="preserve"> Problem 238: Product of Array </w:t>
+      </w:r>
+      <w:proofErr w:type="gramStart"/>
+      <w:r>
+        <w:rPr>
+          <w:rStyle w:val="Strong"/>
+        </w:rPr>
+        <w:t>Except</w:t>
+      </w:r>
+      <w:proofErr w:type="gramEnd"/>
+      <w:r>
+        <w:rPr>
+          <w:rStyle w:val="Strong"/>
+        </w:rPr>
+        <w:t xml:space="preserve"> Self</w:t>
+      </w:r>
+      <w:r>
+        <w:t xml:space="preserve">, with all </w:t>
+      </w:r>
+      <w:r>
+        <w:rPr>
+          <w:rStyle w:val="Strong"/>
+        </w:rPr>
+        <w:t>three approaches</w:t>
+      </w:r>
+      <w:r>
+        <w:t xml:space="preserve">, their code, detailed explanation, and guidance on </w:t>
+      </w:r>
+      <w:r>
+        <w:rPr>
+          <w:rStyle w:val="Strong"/>
+        </w:rPr>
+        <w:t>which one to choose</w:t>
+      </w:r>
+      <w:r>
+        <w:t>.</w:t>
+      </w:r>
+    </w:p>
+    <w:p>
+      <w:r>
+        <w:pict>
+          <v:rect id="_x0000_i1069" style="width:0;height:1.5pt" o:hralign="center" o:hrstd="t" o:hr="t" fillcolor="#a0a0a0" stroked="f"/>
+        </w:pict>
+      </w:r>
+    </w:p>
+    <w:p>
+      <w:pPr>
+        <w:pStyle w:val="Heading1"/>
+      </w:pPr>
+      <w:r>
+        <w:rPr>
+          <w:rFonts w:ascii="Calibri Light" w:hAnsi="Calibri Light" w:cs="Calibri Light"/>
+        </w:rPr>
+        <w:t>🧩</w:t>
+      </w:r>
+      <w:r>
+        <w:t xml:space="preserve"> </w:t>
+      </w:r>
+      <w:proofErr w:type="spellStart"/>
+      <w:r>
+        <w:t>Leetcode</w:t>
+      </w:r>
+      <w:proofErr w:type="spellEnd"/>
+      <w:r>
+        <w:t xml:space="preserve"> 238: Product of Array </w:t>
+      </w:r>
+      <w:proofErr w:type="gramStart"/>
+      <w:r>
+        <w:t>Except</w:t>
+      </w:r>
+      <w:proofErr w:type="gramEnd"/>
+      <w:r>
+        <w:t xml:space="preserve"> Self</w:t>
+      </w:r>
+    </w:p>
+    <w:p>
+      <w:pPr>
+        <w:pStyle w:val="Heading2"/>
+      </w:pPr>
+      <w:r>
+        <w:rPr>
+          <w:rFonts w:ascii="Segoe UI Symbol" w:hAnsi="Segoe UI Symbol" w:cs="Segoe UI Symbol"/>
+        </w:rPr>
+        <w:t>🔶</w:t>
+      </w:r>
+      <w:r>
+        <w:t xml:space="preserve"> </w:t>
+      </w:r>
+      <w:r>
+        <w:rPr>
+          <w:rStyle w:val="Strong"/>
+          <w:b/>
+          <w:bCs/>
+        </w:rPr>
+        <w:t>Problem Statement</w:t>
+      </w:r>
+    </w:p>
+    <w:p>
+      <w:pPr>
+        <w:pStyle w:val="NormalWeb"/>
+      </w:pPr>
+      <w:r>
+        <w:t xml:space="preserve">Given an array of integers </w:t>
+      </w:r>
+      <w:r>
+        <w:rPr>
+          <w:rStyle w:val="HTMLCode"/>
+        </w:rPr>
+        <w:t>nums</w:t>
+      </w:r>
+      <w:r>
+        <w:t xml:space="preserve">, return an array </w:t>
+      </w:r>
+      <w:r>
+        <w:rPr>
+          <w:rStyle w:val="HTMLCode"/>
+        </w:rPr>
+        <w:t>answer</w:t>
+      </w:r>
+      <w:r>
+        <w:t xml:space="preserve"> such that:</w:t>
+      </w:r>
+    </w:p>
+    <w:p>
+      <w:pPr>
+        <w:pStyle w:val="HTMLPreformatted"/>
+        <w:rPr>
+          <w:rStyle w:val="HTMLCode"/>
+        </w:rPr>
+      </w:pPr>
+      <w:proofErr w:type="gramStart"/>
+      <w:r>
+        <w:rPr>
+          <w:rStyle w:val="HTMLCode"/>
+        </w:rPr>
+        <w:t>answer[</w:t>
+      </w:r>
+      <w:proofErr w:type="spellStart"/>
+      <w:proofErr w:type="gramEnd"/>
+      <w:r>
+        <w:rPr>
+          <w:rStyle w:val="HTMLCode"/>
+        </w:rPr>
+        <w:t>i</w:t>
+      </w:r>
+      <w:proofErr w:type="spellEnd"/>
+      <w:r>
+        <w:rPr>
+          <w:rStyle w:val="HTMLCode"/>
+        </w:rPr>
+        <w:t>] = product of all elements in nums except nums[</w:t>
+      </w:r>
+      <w:proofErr w:type="spellStart"/>
+      <w:r>
+        <w:rPr>
+          <w:rStyle w:val="HTMLCode"/>
+        </w:rPr>
+        <w:t>i</w:t>
+      </w:r>
+      <w:proofErr w:type="spellEnd"/>
+      <w:r>
+        <w:rPr>
+          <w:rStyle w:val="HTMLCode"/>
+        </w:rPr>
+        <w:t>]</w:t>
+      </w:r>
+    </w:p>
+    <w:p>
+      <w:pPr>
+        <w:pStyle w:val="Heading3"/>
+      </w:pPr>
+      <w:r>
+        <w:rPr>
+          <w:rFonts w:ascii="Segoe UI Symbol" w:hAnsi="Segoe UI Symbol" w:cs="Segoe UI Symbol"/>
+        </w:rPr>
+        <w:t>🔒</w:t>
+      </w:r>
+      <w:r>
+        <w:t xml:space="preserve"> Constraints:</w:t>
+      </w:r>
+    </w:p>
+    <w:p>
+      <w:pPr>
+        <w:pStyle w:val="NormalWeb"/>
+        <w:numPr>
+          <w:ilvl w:val="0"/>
+          <w:numId w:val="15"/>
+        </w:numPr>
+      </w:pPr>
+      <w:r>
+        <w:t xml:space="preserve">You </w:t>
+      </w:r>
+      <w:r>
+        <w:rPr>
+          <w:rStyle w:val="Strong"/>
+        </w:rPr>
+        <w:t>cannot use division</w:t>
+      </w:r>
+      <w:r>
+        <w:t>.</w:t>
+      </w:r>
+    </w:p>
+    <w:p>
+      <w:pPr>
+        <w:pStyle w:val="NormalWeb"/>
+        <w:numPr>
+          <w:ilvl w:val="0"/>
+          <w:numId w:val="15"/>
+        </w:numPr>
+      </w:pPr>
+      <w:r>
+        <w:t xml:space="preserve">Solution must run in </w:t>
+      </w:r>
+      <w:proofErr w:type="gramStart"/>
+      <w:r>
+        <w:rPr>
+          <w:rStyle w:val="Strong"/>
+        </w:rPr>
+        <w:t>O(</w:t>
+      </w:r>
+      <w:proofErr w:type="gramEnd"/>
+      <w:r>
+        <w:rPr>
+          <w:rStyle w:val="Strong"/>
+        </w:rPr>
+        <w:t>n)</w:t>
+      </w:r>
+      <w:r>
+        <w:t xml:space="preserve"> time.</w:t>
+      </w:r>
+    </w:p>
+    <w:p>
+      <w:pPr>
+        <w:pStyle w:val="NormalWeb"/>
+        <w:numPr>
+          <w:ilvl w:val="0"/>
+          <w:numId w:val="15"/>
+        </w:numPr>
+      </w:pPr>
+      <w:r>
+        <w:t xml:space="preserve">Try to achieve </w:t>
+      </w:r>
+      <w:proofErr w:type="gramStart"/>
+      <w:r>
+        <w:rPr>
+          <w:rStyle w:val="Strong"/>
+        </w:rPr>
+        <w:t>O(</w:t>
+      </w:r>
+      <w:proofErr w:type="gramEnd"/>
+      <w:r>
+        <w:rPr>
+          <w:rStyle w:val="Strong"/>
+        </w:rPr>
+        <w:t>1) extra space</w:t>
+      </w:r>
+      <w:r>
+        <w:t xml:space="preserve"> (excluding the output array).</w:t>
+      </w:r>
+    </w:p>
+    <w:p>
+      <w:r>
+        <w:pict>
+          <v:rect id="_x0000_i1070" style="width:0;height:1.5pt" o:hralign="center" o:hrstd="t" o:hr="t" fillcolor="#a0a0a0" stroked="f"/>
+        </w:pict>
+      </w:r>
+    </w:p>
+    <w:p>
+      <w:pPr>
+        <w:pStyle w:val="Heading2"/>
+      </w:pPr>
+      <w:r>
+        <w:t>🧪 Example 1:</w:t>
+      </w:r>
+    </w:p>
+    <w:p>
+      <w:pPr>
+        <w:pStyle w:val="NormalWeb"/>
+      </w:pPr>
+      <w:r>
+        <w:rPr>
+          <w:rStyle w:val="Strong"/>
+        </w:rPr>
+        <w:t>Input:</w:t>
+      </w:r>
+    </w:p>
+    <w:p>
+      <w:pPr>
+        <w:pStyle w:val="HTMLPreformatted"/>
+        <w:rPr>
+          <w:rStyle w:val="HTMLCode"/>
+        </w:rPr>
+      </w:pPr>
+      <w:proofErr w:type="gramStart"/>
+      <w:r>
+        <w:rPr>
+          <w:rStyle w:val="HTMLCode"/>
+        </w:rPr>
+        <w:t>nums</w:t>
+      </w:r>
+      <w:proofErr w:type="gramEnd"/>
+      <w:r>
+        <w:rPr>
+          <w:rStyle w:val="HTMLCode"/>
+        </w:rPr>
+        <w:t xml:space="preserve"> = [1, 2, 3, 4]</w:t>
+      </w:r>
+    </w:p>
+    <w:p>
+      <w:pPr>
+        <w:pStyle w:val="NormalWeb"/>
+      </w:pPr>
+      <w:r>
+        <w:rPr>
+          <w:rStyle w:val="Strong"/>
+        </w:rPr>
+        <w:t>Output:</w:t>
+      </w:r>
+    </w:p>
+    <w:p>
+      <w:pPr>
+        <w:pStyle w:val="HTMLPreformatted"/>
+        <w:rPr>
+          <w:rStyle w:val="HTMLCode"/>
+        </w:rPr>
+      </w:pPr>
+      <w:r>
+        <w:rPr>
+          <w:rStyle w:val="HTMLCode"/>
+        </w:rPr>
+        <w:t>[24, 12, 8, 6]</w:t>
+      </w:r>
+    </w:p>
+    <w:p>
+      <w:pPr>
+        <w:pStyle w:val="NormalWeb"/>
+      </w:pPr>
+      <w:r>
+        <w:rPr>
+          <w:rStyle w:val="Strong"/>
+        </w:rPr>
+        <w:t>Explanation:</w:t>
+      </w:r>
+    </w:p>
+    <w:p>
+      <w:pPr>
+        <w:pStyle w:val="NormalWeb"/>
+        <w:numPr>
+          <w:ilvl w:val="0"/>
+          <w:numId w:val="16"/>
+        </w:numPr>
+      </w:pPr>
+      <w:r>
+        <w:t>answer[0] = 2×3×4 = 24</w:t>
+      </w:r>
+    </w:p>
+    <w:p>
+      <w:pPr>
+        <w:pStyle w:val="NormalWeb"/>
+        <w:numPr>
+          <w:ilvl w:val="0"/>
+          <w:numId w:val="16"/>
+        </w:numPr>
+      </w:pPr>
+      <w:r>
+        <w:t>answer[1] = 1×3×4 = 12</w:t>
+      </w:r>
+    </w:p>
+    <w:p>
+      <w:pPr>
+        <w:pStyle w:val="NormalWeb"/>
+        <w:numPr>
+          <w:ilvl w:val="0"/>
+          <w:numId w:val="16"/>
+        </w:numPr>
+      </w:pPr>
+      <w:r>
+        <w:t>answer[2] = 1×2×4 = 8</w:t>
+      </w:r>
+    </w:p>
+    <w:p>
+      <w:pPr>
+        <w:pStyle w:val="NormalWeb"/>
+        <w:numPr>
+          <w:ilvl w:val="0"/>
+          <w:numId w:val="16"/>
+        </w:numPr>
+      </w:pPr>
+      <w:r>
+        <w:t>answer[3] = 1×2×3 = 6</w:t>
+      </w:r>
+    </w:p>
+    <w:p>
+      <w:r>
+        <w:pict>
+          <v:rect id="_x0000_i1071" style="width:0;height:1.5pt" o:hralign="center" o:hrstd="t" o:hr="t" fillcolor="#a0a0a0" stroked="f"/>
+        </w:pict>
+      </w:r>
+    </w:p>
+    <w:p>
+      <w:pPr>
+        <w:pStyle w:val="Heading2"/>
+      </w:pPr>
+      <w:r>
+        <w:rPr>
+          <w:rFonts w:ascii="Segoe UI Symbol" w:hAnsi="Segoe UI Symbol" w:cs="Segoe UI Symbol"/>
+        </w:rPr>
+        <w:t>✅</w:t>
+      </w:r>
+      <w:r>
+        <w:t xml:space="preserve"> Approach 1: Brute Force (</w:t>
+      </w:r>
+      <w:proofErr w:type="gramStart"/>
+      <w:r>
+        <w:t>O(</w:t>
+      </w:r>
+      <w:proofErr w:type="gramEnd"/>
+      <w:r>
+        <w:t>n²) Time)</w:t>
+      </w:r>
+    </w:p>
+    <w:p>
+      <w:pPr>
+        <w:pStyle w:val="Heading3"/>
+      </w:pPr>
+      <w:r>
+        <w:rPr>
+          <w:rFonts w:ascii="Segoe UI Symbol" w:hAnsi="Segoe UI Symbol" w:cs="Segoe UI Symbol"/>
+        </w:rPr>
+        <w:t>🔧</w:t>
+      </w:r>
+      <w:r>
+        <w:t xml:space="preserve"> Idea:</w:t>
+      </w:r>
+    </w:p>
+    <w:p>
+      <w:pPr>
+        <w:pStyle w:val="NormalWeb"/>
+      </w:pPr>
+      <w:r>
+        <w:t xml:space="preserve">Loop through the array for each element </w:t>
+      </w:r>
+      <w:proofErr w:type="spellStart"/>
+      <w:r>
+        <w:rPr>
+          <w:rStyle w:val="HTMLCode"/>
+        </w:rPr>
+        <w:t>i</w:t>
+      </w:r>
+      <w:proofErr w:type="spellEnd"/>
+      <w:r>
+        <w:t xml:space="preserve"> and calculate the product of all elements </w:t>
+      </w:r>
+      <w:r>
+        <w:rPr>
+          <w:rStyle w:val="Strong"/>
+        </w:rPr>
+        <w:t>except</w:t>
+      </w:r>
+      <w:r>
+        <w:t xml:space="preserve"> at </w:t>
+      </w:r>
+      <w:proofErr w:type="spellStart"/>
+      <w:r>
+        <w:rPr>
+          <w:rStyle w:val="HTMLCode"/>
+        </w:rPr>
+        <w:t>i</w:t>
+      </w:r>
+      <w:proofErr w:type="spellEnd"/>
+      <w:r>
+        <w:t>.</w:t>
+      </w:r>
+    </w:p>
+    <w:p>
+      <w:pPr>
+        <w:pStyle w:val="Heading3"/>
+      </w:pPr>
+      <w:r>
+        <w:lastRenderedPageBreak/>
+        <w:t>🧾 Code:</w:t>
+      </w:r>
+    </w:p>
+    <w:p>
+      <w:pPr>
+        <w:pStyle w:val="HTMLPreformatted"/>
+        <w:rPr>
+          <w:rStyle w:val="HTMLCode"/>
+        </w:rPr>
+      </w:pPr>
+      <w:proofErr w:type="gramStart"/>
+      <w:r>
+        <w:rPr>
+          <w:rStyle w:val="HTMLCode"/>
+        </w:rPr>
+        <w:t>class</w:t>
+      </w:r>
+      <w:proofErr w:type="gramEnd"/>
+      <w:r>
+        <w:rPr>
+          <w:rStyle w:val="HTMLCode"/>
+        </w:rPr>
+        <w:t xml:space="preserve"> Solution:</w:t>
+      </w:r>
+    </w:p>
+    <w:p>
+      <w:pPr>
+        <w:pStyle w:val="HTMLPreformatted"/>
+        <w:rPr>
+          <w:rStyle w:val="HTMLCode"/>
+        </w:rPr>
+      </w:pPr>
+      <w:r>
+        <w:rPr>
+          <w:rStyle w:val="HTMLCode"/>
+        </w:rPr>
+        <w:t xml:space="preserve">    </w:t>
+      </w:r>
+      <w:proofErr w:type="spellStart"/>
+      <w:proofErr w:type="gramStart"/>
+      <w:r>
+        <w:rPr>
+          <w:rStyle w:val="HTMLCode"/>
+        </w:rPr>
+        <w:t>def</w:t>
+      </w:r>
+      <w:proofErr w:type="spellEnd"/>
+      <w:proofErr w:type="gramEnd"/>
+      <w:r>
+        <w:rPr>
+          <w:rStyle w:val="HTMLCode"/>
+        </w:rPr>
+        <w:t xml:space="preserve"> </w:t>
+      </w:r>
+      <w:proofErr w:type="spellStart"/>
+      <w:r>
+        <w:rPr>
+          <w:rStyle w:val="HTMLCode"/>
+        </w:rPr>
+        <w:t>productExceptSelf</w:t>
+      </w:r>
+      <w:proofErr w:type="spellEnd"/>
+      <w:r>
+        <w:rPr>
+          <w:rStyle w:val="HTMLCode"/>
+        </w:rPr>
+        <w:t>(self, nums):</w:t>
+      </w:r>
+    </w:p>
+    <w:p>
+      <w:pPr>
+        <w:pStyle w:val="HTMLPreformatted"/>
+        <w:rPr>
+          <w:rStyle w:val="HTMLCode"/>
+        </w:rPr>
+      </w:pPr>
+      <w:r>
+        <w:rPr>
+          <w:rStyle w:val="HTMLCode"/>
+        </w:rPr>
+        <w:t xml:space="preserve">        n = </w:t>
+      </w:r>
+      <w:proofErr w:type="spellStart"/>
+      <w:proofErr w:type="gramStart"/>
+      <w:r>
+        <w:rPr>
+          <w:rStyle w:val="HTMLCode"/>
+        </w:rPr>
+        <w:t>len</w:t>
+      </w:r>
+      <w:proofErr w:type="spellEnd"/>
+      <w:r>
+        <w:rPr>
+          <w:rStyle w:val="HTMLCode"/>
+        </w:rPr>
+        <w:t>(</w:t>
+      </w:r>
+      <w:proofErr w:type="gramEnd"/>
+      <w:r>
+        <w:rPr>
+          <w:rStyle w:val="HTMLCode"/>
+        </w:rPr>
+        <w:t>nums)</w:t>
+      </w:r>
+    </w:p>
+    <w:p>
+      <w:pPr>
+        <w:pStyle w:val="HTMLPreformatted"/>
+        <w:rPr>
+          <w:rStyle w:val="HTMLCode"/>
+        </w:rPr>
+      </w:pPr>
+      <w:r>
+        <w:rPr>
+          <w:rStyle w:val="HTMLCode"/>
+        </w:rPr>
+        <w:t xml:space="preserve">        </w:t>
+      </w:r>
+      <w:proofErr w:type="spellStart"/>
+      <w:proofErr w:type="gramStart"/>
+      <w:r>
+        <w:rPr>
+          <w:rStyle w:val="HTMLCode"/>
+        </w:rPr>
+        <w:t>ans</w:t>
+      </w:r>
+      <w:proofErr w:type="spellEnd"/>
+      <w:proofErr w:type="gramEnd"/>
+      <w:r>
+        <w:rPr>
+          <w:rStyle w:val="HTMLCode"/>
+        </w:rPr>
+        <w:t xml:space="preserve"> = [1] * n</w:t>
+      </w:r>
+    </w:p>
+    <w:p>
+      <w:pPr>
+        <w:pStyle w:val="HTMLPreformatted"/>
+        <w:rPr>
+          <w:rStyle w:val="HTMLCode"/>
+        </w:rPr>
+      </w:pPr>
+      <w:r>
+        <w:rPr>
+          <w:rStyle w:val="HTMLCode"/>
+        </w:rPr>
+        <w:t xml:space="preserve">        </w:t>
+      </w:r>
+      <w:proofErr w:type="gramStart"/>
+      <w:r>
+        <w:rPr>
+          <w:rStyle w:val="HTMLCode"/>
+        </w:rPr>
+        <w:t>for</w:t>
+      </w:r>
+      <w:proofErr w:type="gramEnd"/>
+      <w:r>
+        <w:rPr>
+          <w:rStyle w:val="HTMLCode"/>
+        </w:rPr>
+        <w:t xml:space="preserve"> </w:t>
+      </w:r>
+      <w:proofErr w:type="spellStart"/>
+      <w:r>
+        <w:rPr>
+          <w:rStyle w:val="HTMLCode"/>
+        </w:rPr>
+        <w:t>i</w:t>
+      </w:r>
+      <w:proofErr w:type="spellEnd"/>
+      <w:r>
+        <w:rPr>
+          <w:rStyle w:val="HTMLCode"/>
+        </w:rPr>
+        <w:t xml:space="preserve"> in range(n):</w:t>
+      </w:r>
+    </w:p>
+    <w:p>
+      <w:pPr>
+        <w:pStyle w:val="HTMLPreformatted"/>
+        <w:rPr>
+          <w:rStyle w:val="HTMLCode"/>
+        </w:rPr>
+      </w:pPr>
+      <w:r>
+        <w:rPr>
+          <w:rStyle w:val="HTMLCode"/>
+        </w:rPr>
+        <w:t xml:space="preserve">            </w:t>
+      </w:r>
+      <w:proofErr w:type="gramStart"/>
+      <w:r>
+        <w:rPr>
+          <w:rStyle w:val="HTMLCode"/>
+        </w:rPr>
+        <w:t>for</w:t>
+      </w:r>
+      <w:proofErr w:type="gramEnd"/>
+      <w:r>
+        <w:rPr>
+          <w:rStyle w:val="HTMLCode"/>
+        </w:rPr>
+        <w:t xml:space="preserve"> j in range(n):</w:t>
+      </w:r>
+    </w:p>
+    <w:p>
+      <w:pPr>
+        <w:pStyle w:val="HTMLPreformatted"/>
+        <w:rPr>
+          <w:rStyle w:val="HTMLCode"/>
+        </w:rPr>
+      </w:pPr>
+      <w:r>
+        <w:rPr>
+          <w:rStyle w:val="HTMLCode"/>
+        </w:rPr>
+        <w:t xml:space="preserve">                </w:t>
+      </w:r>
+      <w:proofErr w:type="gramStart"/>
+      <w:r>
+        <w:rPr>
+          <w:rStyle w:val="HTMLCode"/>
+        </w:rPr>
+        <w:t>if</w:t>
+      </w:r>
+      <w:proofErr w:type="gramEnd"/>
+      <w:r>
+        <w:rPr>
+          <w:rStyle w:val="HTMLCode"/>
+        </w:rPr>
+        <w:t xml:space="preserve"> </w:t>
+      </w:r>
+      <w:proofErr w:type="spellStart"/>
+      <w:r>
+        <w:rPr>
+          <w:rStyle w:val="HTMLCode"/>
+        </w:rPr>
+        <w:t>i</w:t>
+      </w:r>
+      <w:proofErr w:type="spellEnd"/>
+      <w:r>
+        <w:rPr>
+          <w:rStyle w:val="HTMLCode"/>
+        </w:rPr>
+        <w:t xml:space="preserve"> != j:</w:t>
+      </w:r>
+    </w:p>
+    <w:p>
+      <w:pPr>
+        <w:pStyle w:val="HTMLPreformatted"/>
+        <w:rPr>
+          <w:rStyle w:val="HTMLCode"/>
+        </w:rPr>
+      </w:pPr>
+      <w:r>
+        <w:rPr>
+          <w:rStyle w:val="HTMLCode"/>
+        </w:rPr>
+        <w:t xml:space="preserve">                    </w:t>
+      </w:r>
+      <w:proofErr w:type="spellStart"/>
+      <w:proofErr w:type="gramStart"/>
+      <w:r>
+        <w:rPr>
+          <w:rStyle w:val="HTMLCode"/>
+        </w:rPr>
+        <w:t>ans</w:t>
+      </w:r>
+      <w:proofErr w:type="spellEnd"/>
+      <w:r>
+        <w:rPr>
+          <w:rStyle w:val="HTMLCode"/>
+        </w:rPr>
+        <w:t>[</w:t>
+      </w:r>
+      <w:proofErr w:type="spellStart"/>
+      <w:proofErr w:type="gramEnd"/>
+      <w:r>
+        <w:rPr>
+          <w:rStyle w:val="HTMLCode"/>
+        </w:rPr>
+        <w:t>i</w:t>
+      </w:r>
+      <w:proofErr w:type="spellEnd"/>
+      <w:r>
+        <w:rPr>
+          <w:rStyle w:val="HTMLCode"/>
+        </w:rPr>
+        <w:t>] *= nums[j]</w:t>
+      </w:r>
+    </w:p>
+    <w:p>
+      <w:pPr>
+        <w:pStyle w:val="HTMLPreformatted"/>
+        <w:rPr>
+          <w:rStyle w:val="HTMLCode"/>
+        </w:rPr>
+      </w:pPr>
+      <w:r>
+        <w:rPr>
+          <w:rStyle w:val="HTMLCode"/>
+        </w:rPr>
+        <w:t xml:space="preserve">        </w:t>
+      </w:r>
+      <w:proofErr w:type="gramStart"/>
+      <w:r>
+        <w:rPr>
+          <w:rStyle w:val="HTMLCode"/>
+        </w:rPr>
+        <w:t>return</w:t>
+      </w:r>
+      <w:proofErr w:type="gramEnd"/>
+      <w:r>
+        <w:rPr>
+          <w:rStyle w:val="HTMLCode"/>
+        </w:rPr>
+        <w:t xml:space="preserve"> </w:t>
+      </w:r>
+      <w:proofErr w:type="spellStart"/>
+      <w:r>
+        <w:rPr>
+          <w:rStyle w:val="HTMLCode"/>
+        </w:rPr>
+        <w:t>ans</w:t>
+      </w:r>
+      <w:proofErr w:type="spellEnd"/>
+    </w:p>
+    <w:p>
+      <w:pPr>
+        <w:pStyle w:val="Heading3"/>
+      </w:pPr>
+      <w:r>
+        <w:rPr>
+          <w:rFonts w:ascii="Segoe UI Symbol" w:hAnsi="Segoe UI Symbol" w:cs="Segoe UI Symbol"/>
+        </w:rPr>
+        <w:t>📊</w:t>
+      </w:r>
+      <w:r>
+        <w:t xml:space="preserve"> Time &amp; Space:</w:t>
+      </w:r>
+    </w:p>
+    <w:p>
+      <w:pPr>
+        <w:pStyle w:val="NormalWeb"/>
+        <w:numPr>
+          <w:ilvl w:val="0"/>
+          <w:numId w:val="17"/>
+        </w:numPr>
+      </w:pPr>
+      <w:r>
+        <w:rPr>
+          <w:rStyle w:val="Strong"/>
+        </w:rPr>
+        <w:t>Time:</w:t>
+      </w:r>
+      <w:r>
+        <w:t xml:space="preserve"> </w:t>
+      </w:r>
+      <w:proofErr w:type="gramStart"/>
+      <w:r>
+        <w:t>O(</w:t>
+      </w:r>
+      <w:proofErr w:type="gramEnd"/>
+      <w:r>
+        <w:t>n²) → inefficient for large arrays.</w:t>
+      </w:r>
+    </w:p>
+    <w:p>
+      <w:pPr>
+        <w:pStyle w:val="NormalWeb"/>
+        <w:numPr>
+          <w:ilvl w:val="0"/>
+          <w:numId w:val="17"/>
+        </w:numPr>
+      </w:pPr>
+      <w:r>
+        <w:rPr>
+          <w:rStyle w:val="Strong"/>
+        </w:rPr>
+        <w:t>Space:</w:t>
+      </w:r>
+      <w:r>
+        <w:t xml:space="preserve"> </w:t>
+      </w:r>
+      <w:proofErr w:type="gramStart"/>
+      <w:r>
+        <w:t>O(</w:t>
+      </w:r>
+      <w:proofErr w:type="gramEnd"/>
+      <w:r>
+        <w:t>1) extra (excluding the output array).</w:t>
+      </w:r>
+    </w:p>
+    <w:p>
+      <w:pPr>
+        <w:pStyle w:val="Heading3"/>
+      </w:pPr>
+      <w:r>
+        <w:rPr>
+          <w:rFonts w:ascii="Segoe UI Symbol" w:hAnsi="Segoe UI Symbol" w:cs="Segoe UI Symbol"/>
+        </w:rPr>
+        <w:t>✅</w:t>
+      </w:r>
+      <w:r>
+        <w:t xml:space="preserve"> Pros:</w:t>
+      </w:r>
+    </w:p>
+    <w:p>
+      <w:pPr>
+        <w:pStyle w:val="NormalWeb"/>
+        <w:numPr>
+          <w:ilvl w:val="0"/>
+          <w:numId w:val="18"/>
+        </w:numPr>
+      </w:pPr>
+      <w:r>
+        <w:t>Easy to understand.</w:t>
+      </w:r>
+    </w:p>
+    <w:p>
+      <w:pPr>
+        <w:pStyle w:val="Heading3"/>
+      </w:pPr>
+      <w:r>
+        <w:rPr>
+          <w:rFonts w:ascii="Segoe UI Symbol" w:hAnsi="Segoe UI Symbol" w:cs="Segoe UI Symbol"/>
+        </w:rPr>
+        <w:t>❌</w:t>
+      </w:r>
+      <w:r>
+        <w:t xml:space="preserve"> Cons:</w:t>
+      </w:r>
+    </w:p>
+    <w:p>
+      <w:pPr>
+        <w:pStyle w:val="NormalWeb"/>
+        <w:numPr>
+          <w:ilvl w:val="0"/>
+          <w:numId w:val="19"/>
+        </w:numPr>
+      </w:pPr>
+      <w:r>
+        <w:t xml:space="preserve">Very slow for large inputs. Will result in </w:t>
+      </w:r>
+      <w:r>
+        <w:rPr>
+          <w:rStyle w:val="Strong"/>
+        </w:rPr>
+        <w:t>TLE</w:t>
+      </w:r>
+      <w:r>
+        <w:t xml:space="preserve"> (Time Limit Exceeded) in interviews or contests.</w:t>
+      </w:r>
+    </w:p>
+    <w:p>
+      <w:r>
+        <w:pict>
+          <v:rect id="_x0000_i1072" style="width:0;height:1.5pt" o:hralign="center" o:hrstd="t" o:hr="t" fillcolor="#a0a0a0" stroked="f"/>
+        </w:pict>
+      </w:r>
+    </w:p>
+    <w:p>
+      <w:pPr>
+        <w:pStyle w:val="Heading2"/>
+      </w:pPr>
+      <w:r>
+        <w:rPr>
+          <w:rFonts w:ascii="Segoe UI Symbol" w:hAnsi="Segoe UI Symbol" w:cs="Segoe UI Symbol"/>
+        </w:rPr>
+        <w:t>✅</w:t>
+      </w:r>
+      <w:r>
+        <w:t xml:space="preserve"> Approach 2: Prefix and Suffix Arrays (</w:t>
+      </w:r>
+      <w:proofErr w:type="gramStart"/>
+      <w:r>
+        <w:t>O(</w:t>
+      </w:r>
+      <w:proofErr w:type="gramEnd"/>
+      <w:r>
+        <w:t>n) Time, O(n) Space)</w:t>
+      </w:r>
+    </w:p>
+    <w:p>
+      <w:pPr>
+        <w:pStyle w:val="Heading3"/>
+      </w:pPr>
+      <w:r>
+        <w:rPr>
+          <w:rFonts w:ascii="Segoe UI Symbol" w:hAnsi="Segoe UI Symbol" w:cs="Segoe UI Symbol"/>
+        </w:rPr>
+        <w:t>🔧</w:t>
+      </w:r>
+      <w:r>
+        <w:t xml:space="preserve"> Idea:</w:t>
+      </w:r>
+    </w:p>
+    <w:p>
+      <w:pPr>
+        <w:pStyle w:val="NormalWeb"/>
+        <w:numPr>
+          <w:ilvl w:val="0"/>
+          <w:numId w:val="20"/>
+        </w:numPr>
+      </w:pPr>
+      <w:r>
+        <w:t>Compute:</w:t>
+      </w:r>
+    </w:p>
+    <w:p>
+      <w:pPr>
+        <w:pStyle w:val="NormalWeb"/>
+        <w:numPr>
+          <w:ilvl w:val="1"/>
+          <w:numId w:val="20"/>
+        </w:numPr>
+      </w:pPr>
+      <w:r>
+        <w:rPr>
+          <w:rStyle w:val="HTMLCode"/>
+        </w:rPr>
+        <w:t>prefix[</w:t>
+      </w:r>
+      <w:proofErr w:type="spellStart"/>
+      <w:r>
+        <w:rPr>
+          <w:rStyle w:val="HTMLCode"/>
+        </w:rPr>
+        <w:t>i</w:t>
+      </w:r>
+      <w:proofErr w:type="spellEnd"/>
+      <w:r>
+        <w:rPr>
+          <w:rStyle w:val="HTMLCode"/>
+        </w:rPr>
+        <w:t>]</w:t>
+      </w:r>
+      <w:r>
+        <w:t xml:space="preserve"> = product of all elements before index </w:t>
+      </w:r>
+      <w:proofErr w:type="spellStart"/>
+      <w:r>
+        <w:rPr>
+          <w:rStyle w:val="HTMLCode"/>
+        </w:rPr>
+        <w:t>i</w:t>
+      </w:r>
+      <w:proofErr w:type="spellEnd"/>
+    </w:p>
+    <w:p>
+      <w:pPr>
+        <w:pStyle w:val="NormalWeb"/>
+        <w:numPr>
+          <w:ilvl w:val="1"/>
+          <w:numId w:val="20"/>
+        </w:numPr>
+      </w:pPr>
+      <w:r>
+        <w:rPr>
+          <w:rStyle w:val="HTMLCode"/>
+        </w:rPr>
+        <w:t>suffix[</w:t>
+      </w:r>
+      <w:proofErr w:type="spellStart"/>
+      <w:r>
+        <w:rPr>
+          <w:rStyle w:val="HTMLCode"/>
+        </w:rPr>
+        <w:t>i</w:t>
+      </w:r>
+      <w:proofErr w:type="spellEnd"/>
+      <w:r>
+        <w:rPr>
+          <w:rStyle w:val="HTMLCode"/>
+        </w:rPr>
+        <w:t>]</w:t>
+      </w:r>
+      <w:r>
+        <w:t xml:space="preserve"> = product of all elements after index </w:t>
+      </w:r>
+      <w:proofErr w:type="spellStart"/>
+      <w:r>
+        <w:rPr>
+          <w:rStyle w:val="HTMLCode"/>
+        </w:rPr>
+        <w:t>i</w:t>
+      </w:r>
+      <w:proofErr w:type="spellEnd"/>
+    </w:p>
+    <w:p>
+      <w:pPr>
+        <w:pStyle w:val="NormalWeb"/>
+        <w:numPr>
+          <w:ilvl w:val="0"/>
+          <w:numId w:val="20"/>
+        </w:numPr>
+      </w:pPr>
+      <w:r>
+        <w:t>Then:</w:t>
+      </w:r>
+      <w:r>
+        <w:br/>
+      </w:r>
+      <w:r>
+        <w:rPr>
+          <w:rStyle w:val="HTMLCode"/>
+        </w:rPr>
+        <w:t>answer[</w:t>
+      </w:r>
+      <w:proofErr w:type="spellStart"/>
+      <w:r>
+        <w:rPr>
+          <w:rStyle w:val="HTMLCode"/>
+        </w:rPr>
+        <w:t>i</w:t>
+      </w:r>
+      <w:proofErr w:type="spellEnd"/>
+      <w:r>
+        <w:rPr>
+          <w:rStyle w:val="HTMLCode"/>
+        </w:rPr>
+        <w:t>] = prefix[</w:t>
+      </w:r>
+      <w:proofErr w:type="spellStart"/>
+      <w:r>
+        <w:rPr>
+          <w:rStyle w:val="HTMLCode"/>
+        </w:rPr>
+        <w:t>i</w:t>
+      </w:r>
+      <w:proofErr w:type="spellEnd"/>
+      <w:r>
+        <w:rPr>
+          <w:rStyle w:val="HTMLCode"/>
+        </w:rPr>
+        <w:t>] * suffix[</w:t>
+      </w:r>
+      <w:proofErr w:type="spellStart"/>
+      <w:r>
+        <w:rPr>
+          <w:rStyle w:val="HTMLCode"/>
+        </w:rPr>
+        <w:t>i</w:t>
+      </w:r>
+      <w:proofErr w:type="spellEnd"/>
+      <w:r>
+        <w:rPr>
+          <w:rStyle w:val="HTMLCode"/>
+        </w:rPr>
+        <w:t>]</w:t>
+      </w:r>
+    </w:p>
+    <w:p>
+      <w:pPr>
+        <w:pStyle w:val="Heading3"/>
+      </w:pPr>
+      <w:r>
+        <w:t>🧾 Code:</w:t>
+      </w:r>
+    </w:p>
+    <w:p>
+      <w:pPr>
+        <w:pStyle w:val="HTMLPreformatted"/>
+        <w:rPr>
+          <w:rStyle w:val="HTMLCode"/>
+        </w:rPr>
+      </w:pPr>
+      <w:proofErr w:type="gramStart"/>
+      <w:r>
+        <w:rPr>
+          <w:rStyle w:val="HTMLCode"/>
+        </w:rPr>
+        <w:t>class</w:t>
+      </w:r>
+      <w:proofErr w:type="gramEnd"/>
+      <w:r>
+        <w:rPr>
+          <w:rStyle w:val="HTMLCode"/>
+        </w:rPr>
+        <w:t xml:space="preserve"> Solution:</w:t>
+      </w:r>
+    </w:p>
+    <w:p>
+      <w:pPr>
+        <w:pStyle w:val="HTMLPreformatted"/>
+        <w:rPr>
+          <w:rStyle w:val="HTMLCode"/>
+        </w:rPr>
+      </w:pPr>
+      <w:r>
+        <w:rPr>
+          <w:rStyle w:val="HTMLCode"/>
+        </w:rPr>
+        <w:t xml:space="preserve">    </w:t>
+      </w:r>
+      <w:proofErr w:type="spellStart"/>
+      <w:proofErr w:type="gramStart"/>
+      <w:r>
+        <w:rPr>
+          <w:rStyle w:val="HTMLCode"/>
+        </w:rPr>
+        <w:t>def</w:t>
+      </w:r>
+      <w:proofErr w:type="spellEnd"/>
+      <w:proofErr w:type="gramEnd"/>
+      <w:r>
+        <w:rPr>
+          <w:rStyle w:val="HTMLCode"/>
+        </w:rPr>
+        <w:t xml:space="preserve"> </w:t>
+      </w:r>
+      <w:proofErr w:type="spellStart"/>
+      <w:r>
+        <w:rPr>
+          <w:rStyle w:val="HTMLCode"/>
+        </w:rPr>
+        <w:t>productExceptSelf</w:t>
+      </w:r>
+      <w:proofErr w:type="spellEnd"/>
+      <w:r>
+        <w:rPr>
+          <w:rStyle w:val="HTMLCode"/>
+        </w:rPr>
+        <w:t>(self, nums):</w:t>
+      </w:r>
+    </w:p>
+    <w:p>
+      <w:pPr>
+        <w:pStyle w:val="HTMLPreformatted"/>
+        <w:rPr>
+          <w:rStyle w:val="HTMLCode"/>
+        </w:rPr>
+      </w:pPr>
+      <w:r>
+        <w:rPr>
+          <w:rStyle w:val="HTMLCode"/>
+        </w:rPr>
+        <w:t xml:space="preserve">        n = </w:t>
+      </w:r>
+      <w:proofErr w:type="spellStart"/>
+      <w:proofErr w:type="gramStart"/>
+      <w:r>
+        <w:rPr>
+          <w:rStyle w:val="HTMLCode"/>
+        </w:rPr>
+        <w:t>len</w:t>
+      </w:r>
+      <w:proofErr w:type="spellEnd"/>
+      <w:r>
+        <w:rPr>
+          <w:rStyle w:val="HTMLCode"/>
+        </w:rPr>
+        <w:t>(</w:t>
+      </w:r>
+      <w:proofErr w:type="gramEnd"/>
+      <w:r>
+        <w:rPr>
+          <w:rStyle w:val="HTMLCode"/>
+        </w:rPr>
+        <w:t>nums)</w:t>
+      </w:r>
+    </w:p>
+    <w:p>
+      <w:pPr>
+        <w:pStyle w:val="HTMLPreformatted"/>
+        <w:rPr>
+          <w:rStyle w:val="HTMLCode"/>
+        </w:rPr>
+      </w:pPr>
+      <w:r>
+        <w:rPr>
+          <w:rStyle w:val="HTMLCode"/>
+        </w:rPr>
+        <w:t xml:space="preserve">        </w:t>
+      </w:r>
+      <w:proofErr w:type="gramStart"/>
+      <w:r>
+        <w:rPr>
+          <w:rStyle w:val="HTMLCode"/>
+        </w:rPr>
+        <w:t>prefix</w:t>
+      </w:r>
+      <w:proofErr w:type="gramEnd"/>
+      <w:r>
+        <w:rPr>
+          <w:rStyle w:val="HTMLCode"/>
+        </w:rPr>
+        <w:t xml:space="preserve"> = [1] * n</w:t>
+      </w:r>
+    </w:p>
+    <w:p>
+      <w:pPr>
+        <w:pStyle w:val="HTMLPreformatted"/>
+        <w:rPr>
+          <w:rStyle w:val="HTMLCode"/>
+        </w:rPr>
+      </w:pPr>
+      <w:r>
+        <w:rPr>
+          <w:rStyle w:val="HTMLCode"/>
+        </w:rPr>
+        <w:t xml:space="preserve">        </w:t>
+      </w:r>
+      <w:proofErr w:type="gramStart"/>
+      <w:r>
+        <w:rPr>
+          <w:rStyle w:val="HTMLCode"/>
+        </w:rPr>
+        <w:t>suffix</w:t>
+      </w:r>
+      <w:proofErr w:type="gramEnd"/>
+      <w:r>
+        <w:rPr>
+          <w:rStyle w:val="HTMLCode"/>
+        </w:rPr>
+        <w:t xml:space="preserve"> = [1] * n</w:t>
+      </w:r>
+    </w:p>
+    <w:p>
+      <w:pPr>
+        <w:pStyle w:val="HTMLPreformatted"/>
+        <w:rPr>
+          <w:rStyle w:val="HTMLCode"/>
+        </w:rPr>
+      </w:pPr>
+      <w:r>
+        <w:rPr>
+          <w:rStyle w:val="HTMLCode"/>
+        </w:rPr>
+        <w:t xml:space="preserve">        </w:t>
+      </w:r>
+      <w:proofErr w:type="spellStart"/>
+      <w:proofErr w:type="gramStart"/>
+      <w:r>
+        <w:rPr>
+          <w:rStyle w:val="HTMLCode"/>
+        </w:rPr>
+        <w:t>ans</w:t>
+      </w:r>
+      <w:proofErr w:type="spellEnd"/>
+      <w:proofErr w:type="gramEnd"/>
+      <w:r>
+        <w:rPr>
+          <w:rStyle w:val="HTMLCode"/>
+        </w:rPr>
+        <w:t xml:space="preserve"> = [1] * n</w:t>
+      </w:r>
+    </w:p>
+    <w:p>
+      <w:pPr>
+        <w:pStyle w:val="HTMLPreformatted"/>
+        <w:rPr>
+          <w:rStyle w:val="HTMLCode"/>
+        </w:rPr>
+      </w:pPr>
+    </w:p>
+    <w:p>
+      <w:pPr>
+        <w:pStyle w:val="HTMLPreformatted"/>
+        <w:rPr>
+          <w:rStyle w:val="HTMLCode"/>
+        </w:rPr>
+      </w:pPr>
+      <w:r>
+        <w:rPr>
+          <w:rStyle w:val="HTMLCode"/>
+        </w:rPr>
+        <w:t xml:space="preserve">        </w:t>
+      </w:r>
+      <w:proofErr w:type="gramStart"/>
+      <w:r>
+        <w:rPr>
+          <w:rStyle w:val="HTMLCode"/>
+        </w:rPr>
+        <w:t>for</w:t>
+      </w:r>
+      <w:proofErr w:type="gramEnd"/>
+      <w:r>
+        <w:rPr>
+          <w:rStyle w:val="HTMLCode"/>
+        </w:rPr>
+        <w:t xml:space="preserve"> </w:t>
+      </w:r>
+      <w:proofErr w:type="spellStart"/>
+      <w:r>
+        <w:rPr>
+          <w:rStyle w:val="HTMLCode"/>
+        </w:rPr>
+        <w:t>i</w:t>
+      </w:r>
+      <w:proofErr w:type="spellEnd"/>
+      <w:r>
+        <w:rPr>
+          <w:rStyle w:val="HTMLCode"/>
+        </w:rPr>
+        <w:t xml:space="preserve"> in range(1, n):</w:t>
+      </w:r>
+    </w:p>
+    <w:p>
+      <w:pPr>
+        <w:pStyle w:val="HTMLPreformatted"/>
+        <w:rPr>
+          <w:rStyle w:val="HTMLCode"/>
+        </w:rPr>
+      </w:pPr>
+      <w:r>
+        <w:rPr>
+          <w:rStyle w:val="HTMLCode"/>
+        </w:rPr>
+        <w:t xml:space="preserve">            </w:t>
+      </w:r>
+      <w:proofErr w:type="gramStart"/>
+      <w:r>
+        <w:rPr>
+          <w:rStyle w:val="HTMLCode"/>
+        </w:rPr>
+        <w:t>prefix[</w:t>
+      </w:r>
+      <w:proofErr w:type="spellStart"/>
+      <w:proofErr w:type="gramEnd"/>
+      <w:r>
+        <w:rPr>
+          <w:rStyle w:val="HTMLCode"/>
+        </w:rPr>
+        <w:t>i</w:t>
+      </w:r>
+      <w:proofErr w:type="spellEnd"/>
+      <w:r>
+        <w:rPr>
+          <w:rStyle w:val="HTMLCode"/>
+        </w:rPr>
+        <w:t>] = prefix[</w:t>
+      </w:r>
+      <w:proofErr w:type="spellStart"/>
+      <w:r>
+        <w:rPr>
+          <w:rStyle w:val="HTMLCode"/>
+        </w:rPr>
+        <w:t>i</w:t>
+      </w:r>
+      <w:proofErr w:type="spellEnd"/>
+      <w:r>
+        <w:rPr>
+          <w:rStyle w:val="HTMLCode"/>
+        </w:rPr>
+        <w:t xml:space="preserve"> - 1] * nums[</w:t>
+      </w:r>
+      <w:proofErr w:type="spellStart"/>
+      <w:r>
+        <w:rPr>
+          <w:rStyle w:val="HTMLCode"/>
+        </w:rPr>
+        <w:t>i</w:t>
+      </w:r>
+      <w:proofErr w:type="spellEnd"/>
+      <w:r>
+        <w:rPr>
+          <w:rStyle w:val="HTMLCode"/>
+        </w:rPr>
+        <w:t xml:space="preserve"> - 1]</w:t>
+      </w:r>
+    </w:p>
+    <w:p>
+      <w:pPr>
+        <w:pStyle w:val="HTMLPreformatted"/>
+        <w:rPr>
+          <w:rStyle w:val="HTMLCode"/>
+        </w:rPr>
+      </w:pPr>
+    </w:p>
+    <w:p>
+      <w:pPr>
+        <w:pStyle w:val="HTMLPreformatted"/>
+        <w:rPr>
+          <w:rStyle w:val="HTMLCode"/>
+        </w:rPr>
+      </w:pPr>
+      <w:r>
+        <w:rPr>
+          <w:rStyle w:val="HTMLCode"/>
+        </w:rPr>
+        <w:lastRenderedPageBreak/>
+        <w:t xml:space="preserve">        </w:t>
+      </w:r>
+      <w:proofErr w:type="gramStart"/>
+      <w:r>
+        <w:rPr>
+          <w:rStyle w:val="HTMLCode"/>
+        </w:rPr>
+        <w:t>for</w:t>
+      </w:r>
+      <w:proofErr w:type="gramEnd"/>
+      <w:r>
+        <w:rPr>
+          <w:rStyle w:val="HTMLCode"/>
+        </w:rPr>
+        <w:t xml:space="preserve"> </w:t>
+      </w:r>
+      <w:proofErr w:type="spellStart"/>
+      <w:r>
+        <w:rPr>
+          <w:rStyle w:val="HTMLCode"/>
+        </w:rPr>
+        <w:t>i</w:t>
+      </w:r>
+      <w:proofErr w:type="spellEnd"/>
+      <w:r>
+        <w:rPr>
+          <w:rStyle w:val="HTMLCode"/>
+        </w:rPr>
+        <w:t xml:space="preserve"> in range(n - 2, -1, -1):</w:t>
+      </w:r>
+    </w:p>
+    <w:p>
+      <w:pPr>
+        <w:pStyle w:val="HTMLPreformatted"/>
+        <w:rPr>
+          <w:rStyle w:val="HTMLCode"/>
+        </w:rPr>
+      </w:pPr>
+      <w:r>
+        <w:rPr>
+          <w:rStyle w:val="HTMLCode"/>
+        </w:rPr>
+        <w:t xml:space="preserve">            </w:t>
+      </w:r>
+      <w:proofErr w:type="gramStart"/>
+      <w:r>
+        <w:rPr>
+          <w:rStyle w:val="HTMLCode"/>
+        </w:rPr>
+        <w:t>suffix[</w:t>
+      </w:r>
+      <w:proofErr w:type="spellStart"/>
+      <w:proofErr w:type="gramEnd"/>
+      <w:r>
+        <w:rPr>
+          <w:rStyle w:val="HTMLCode"/>
+        </w:rPr>
+        <w:t>i</w:t>
+      </w:r>
+      <w:proofErr w:type="spellEnd"/>
+      <w:r>
+        <w:rPr>
+          <w:rStyle w:val="HTMLCode"/>
+        </w:rPr>
+        <w:t>] = suffix[</w:t>
+      </w:r>
+      <w:proofErr w:type="spellStart"/>
+      <w:r>
+        <w:rPr>
+          <w:rStyle w:val="HTMLCode"/>
+        </w:rPr>
+        <w:t>i</w:t>
+      </w:r>
+      <w:proofErr w:type="spellEnd"/>
+      <w:r>
+        <w:rPr>
+          <w:rStyle w:val="HTMLCode"/>
+        </w:rPr>
+        <w:t xml:space="preserve"> + 1] * nums[</w:t>
+      </w:r>
+      <w:proofErr w:type="spellStart"/>
+      <w:r>
+        <w:rPr>
+          <w:rStyle w:val="HTMLCode"/>
+        </w:rPr>
+        <w:t>i</w:t>
+      </w:r>
+      <w:proofErr w:type="spellEnd"/>
+      <w:r>
+        <w:rPr>
+          <w:rStyle w:val="HTMLCode"/>
+        </w:rPr>
+        <w:t xml:space="preserve"> + 1]</w:t>
+      </w:r>
+    </w:p>
+    <w:p>
+      <w:pPr>
+        <w:pStyle w:val="HTMLPreformatted"/>
+        <w:rPr>
+          <w:rStyle w:val="HTMLCode"/>
+        </w:rPr>
+      </w:pPr>
+    </w:p>
+    <w:p>
+      <w:pPr>
+        <w:pStyle w:val="HTMLPreformatted"/>
+        <w:rPr>
+          <w:rStyle w:val="HTMLCode"/>
+        </w:rPr>
+      </w:pPr>
+      <w:r>
+        <w:rPr>
+          <w:rStyle w:val="HTMLCode"/>
+        </w:rPr>
+        <w:t xml:space="preserve">        </w:t>
+      </w:r>
+      <w:proofErr w:type="gramStart"/>
+      <w:r>
+        <w:rPr>
+          <w:rStyle w:val="HTMLCode"/>
+        </w:rPr>
+        <w:t>for</w:t>
+      </w:r>
+      <w:proofErr w:type="gramEnd"/>
+      <w:r>
+        <w:rPr>
+          <w:rStyle w:val="HTMLCode"/>
+        </w:rPr>
+        <w:t xml:space="preserve"> </w:t>
+      </w:r>
+      <w:proofErr w:type="spellStart"/>
+      <w:r>
+        <w:rPr>
+          <w:rStyle w:val="HTMLCode"/>
+        </w:rPr>
+        <w:t>i</w:t>
+      </w:r>
+      <w:proofErr w:type="spellEnd"/>
+      <w:r>
+        <w:rPr>
+          <w:rStyle w:val="HTMLCode"/>
+        </w:rPr>
+        <w:t xml:space="preserve"> in range(n):</w:t>
+      </w:r>
+    </w:p>
+    <w:p>
+      <w:pPr>
+        <w:pStyle w:val="HTMLPreformatted"/>
+        <w:rPr>
+          <w:rStyle w:val="HTMLCode"/>
+        </w:rPr>
+      </w:pPr>
+      <w:r>
+        <w:rPr>
+          <w:rStyle w:val="HTMLCode"/>
+        </w:rPr>
+        <w:t xml:space="preserve">            </w:t>
+      </w:r>
+      <w:proofErr w:type="spellStart"/>
+      <w:proofErr w:type="gramStart"/>
+      <w:r>
+        <w:rPr>
+          <w:rStyle w:val="HTMLCode"/>
+        </w:rPr>
+        <w:t>ans</w:t>
+      </w:r>
+      <w:proofErr w:type="spellEnd"/>
+      <w:r>
+        <w:rPr>
+          <w:rStyle w:val="HTMLCode"/>
+        </w:rPr>
+        <w:t>[</w:t>
+      </w:r>
+      <w:proofErr w:type="spellStart"/>
+      <w:proofErr w:type="gramEnd"/>
+      <w:r>
+        <w:rPr>
+          <w:rStyle w:val="HTMLCode"/>
+        </w:rPr>
+        <w:t>i</w:t>
+      </w:r>
+      <w:proofErr w:type="spellEnd"/>
+      <w:r>
+        <w:rPr>
+          <w:rStyle w:val="HTMLCode"/>
+        </w:rPr>
+        <w:t>] = prefix[</w:t>
+      </w:r>
+      <w:proofErr w:type="spellStart"/>
+      <w:r>
+        <w:rPr>
+          <w:rStyle w:val="HTMLCode"/>
+        </w:rPr>
+        <w:t>i</w:t>
+      </w:r>
+      <w:proofErr w:type="spellEnd"/>
+      <w:r>
+        <w:rPr>
+          <w:rStyle w:val="HTMLCode"/>
+        </w:rPr>
+        <w:t>] * suffix[</w:t>
+      </w:r>
+      <w:proofErr w:type="spellStart"/>
+      <w:r>
+        <w:rPr>
+          <w:rStyle w:val="HTMLCode"/>
+        </w:rPr>
+        <w:t>i</w:t>
+      </w:r>
+      <w:proofErr w:type="spellEnd"/>
+      <w:r>
+        <w:rPr>
+          <w:rStyle w:val="HTMLCode"/>
+        </w:rPr>
+        <w:t>]</w:t>
+      </w:r>
+    </w:p>
+    <w:p>
+      <w:pPr>
+        <w:pStyle w:val="HTMLPreformatted"/>
+        <w:rPr>
+          <w:rStyle w:val="HTMLCode"/>
+        </w:rPr>
+      </w:pPr>
+    </w:p>
+    <w:p>
+      <w:pPr>
+        <w:pStyle w:val="HTMLPreformatted"/>
+        <w:rPr>
+          <w:rStyle w:val="HTMLCode"/>
+        </w:rPr>
+      </w:pPr>
+      <w:r>
+        <w:rPr>
+          <w:rStyle w:val="HTMLCode"/>
+        </w:rPr>
+        <w:t xml:space="preserve">        </w:t>
+      </w:r>
+      <w:proofErr w:type="gramStart"/>
+      <w:r>
+        <w:rPr>
+          <w:rStyle w:val="HTMLCode"/>
+        </w:rPr>
+        <w:t>return</w:t>
+      </w:r>
+      <w:proofErr w:type="gramEnd"/>
+      <w:r>
+        <w:rPr>
+          <w:rStyle w:val="HTMLCode"/>
+        </w:rPr>
+        <w:t xml:space="preserve"> </w:t>
+      </w:r>
+      <w:proofErr w:type="spellStart"/>
+      <w:r>
+        <w:rPr>
+          <w:rStyle w:val="HTMLCode"/>
+        </w:rPr>
+        <w:t>ans</w:t>
+      </w:r>
+      <w:proofErr w:type="spellEnd"/>
+    </w:p>
+    <w:p>
+      <w:pPr>
+        <w:pStyle w:val="Heading3"/>
+      </w:pPr>
+      <w:r>
+        <w:rPr>
+          <w:rFonts w:ascii="Segoe UI Symbol" w:hAnsi="Segoe UI Symbol" w:cs="Segoe UI Symbol"/>
+        </w:rPr>
+        <w:t>📊</w:t>
+      </w:r>
+      <w:r>
+        <w:t xml:space="preserve"> Time &amp; Space:</w:t>
+      </w:r>
+    </w:p>
+    <w:p>
+      <w:pPr>
+        <w:pStyle w:val="NormalWeb"/>
+        <w:numPr>
+          <w:ilvl w:val="0"/>
+          <w:numId w:val="21"/>
+        </w:numPr>
+      </w:pPr>
+      <w:r>
+        <w:rPr>
+          <w:rStyle w:val="Strong"/>
+        </w:rPr>
+        <w:t>Time:</w:t>
+      </w:r>
+      <w:r>
+        <w:t xml:space="preserve"> O(n)</w:t>
+      </w:r>
+    </w:p>
+    <w:p>
+      <w:pPr>
+        <w:pStyle w:val="NormalWeb"/>
+        <w:numPr>
+          <w:ilvl w:val="0"/>
+          <w:numId w:val="21"/>
+        </w:numPr>
+      </w:pPr>
+      <w:r>
+        <w:rPr>
+          <w:rStyle w:val="Strong"/>
+        </w:rPr>
+        <w:t>Space:</w:t>
+      </w:r>
+      <w:r>
+        <w:t xml:space="preserve"> O(n) extra for </w:t>
+      </w:r>
+      <w:r>
+        <w:rPr>
+          <w:rStyle w:val="HTMLCode"/>
+        </w:rPr>
+        <w:t>prefix</w:t>
+      </w:r>
+      <w:r>
+        <w:t xml:space="preserve"> and </w:t>
+      </w:r>
+      <w:r>
+        <w:rPr>
+          <w:rStyle w:val="HTMLCode"/>
+        </w:rPr>
+        <w:t>suffix</w:t>
+      </w:r>
+    </w:p>
+    <w:p>
+      <w:pPr>
+        <w:pStyle w:val="Heading3"/>
+      </w:pPr>
+      <w:r>
+        <w:rPr>
+          <w:rFonts w:ascii="Segoe UI Symbol" w:hAnsi="Segoe UI Symbol" w:cs="Segoe UI Symbol"/>
+        </w:rPr>
+        <w:t>✅</w:t>
+      </w:r>
+      <w:r>
+        <w:t xml:space="preserve"> Pros:</w:t>
+      </w:r>
+    </w:p>
+    <w:p>
+      <w:pPr>
+        <w:pStyle w:val="NormalWeb"/>
+        <w:numPr>
+          <w:ilvl w:val="0"/>
+          <w:numId w:val="22"/>
+        </w:numPr>
+      </w:pPr>
+      <w:r>
+        <w:t>Fast and efficient</w:t>
+      </w:r>
+    </w:p>
+    <w:p>
+      <w:pPr>
+        <w:pStyle w:val="NormalWeb"/>
+        <w:numPr>
+          <w:ilvl w:val="0"/>
+          <w:numId w:val="22"/>
+        </w:numPr>
+      </w:pPr>
+      <w:r>
+        <w:t>Easier to debug than the constant space version</w:t>
+      </w:r>
+    </w:p>
+    <w:p>
+      <w:pPr>
+        <w:pStyle w:val="Heading3"/>
+      </w:pPr>
+      <w:r>
+        <w:rPr>
+          <w:rFonts w:ascii="Segoe UI Symbol" w:hAnsi="Segoe UI Symbol" w:cs="Segoe UI Symbol"/>
+        </w:rPr>
+        <w:t>❌</w:t>
+      </w:r>
+      <w:r>
+        <w:t xml:space="preserve"> Cons:</w:t>
+      </w:r>
+    </w:p>
+    <w:p>
+      <w:pPr>
+        <w:pStyle w:val="NormalWeb"/>
+        <w:numPr>
+          <w:ilvl w:val="0"/>
+          <w:numId w:val="23"/>
+        </w:numPr>
+      </w:pPr>
+      <w:r>
+        <w:t>Uses O(n) additional space</w:t>
+      </w:r>
+    </w:p>
+    <w:p>
+      <w:r>
+        <w:pict>
+          <v:rect id="_x0000_i1073" style="width:0;height:1.5pt" o:hralign="center" o:hrstd="t" o:hr="t" fillcolor="#a0a0a0" stroked="f"/>
+        </w:pict>
+      </w:r>
+    </w:p>
+    <w:p>
+      <w:pPr>
+        <w:pStyle w:val="Heading2"/>
+      </w:pPr>
+      <w:r>
+        <w:rPr>
+          <w:rFonts w:ascii="Segoe UI Symbol" w:hAnsi="Segoe UI Symbol" w:cs="Segoe UI Symbol"/>
+        </w:rPr>
+        <w:t>✅</w:t>
+      </w:r>
+      <w:r>
+        <w:t xml:space="preserve"> Approach 3: Optimal - Prefix in Result + Suffix with Variable (</w:t>
+      </w:r>
+      <w:proofErr w:type="gramStart"/>
+      <w:r>
+        <w:t>O(</w:t>
+      </w:r>
+      <w:proofErr w:type="gramEnd"/>
+      <w:r>
+        <w:t>n) Time, O(1) Space)</w:t>
+      </w:r>
+    </w:p>
+    <w:p>
+      <w:pPr>
+        <w:pStyle w:val="Heading3"/>
+      </w:pPr>
+      <w:r>
+        <w:rPr>
+          <w:rFonts w:ascii="Segoe UI Symbol" w:hAnsi="Segoe UI Symbol" w:cs="Segoe UI Symbol"/>
+        </w:rPr>
+        <w:t>🔧</w:t>
+      </w:r>
+      <w:r>
+        <w:t xml:space="preserve"> Idea:</w:t>
+      </w:r>
+    </w:p>
+    <w:p>
+      <w:pPr>
+        <w:pStyle w:val="NormalWeb"/>
+        <w:numPr>
+          <w:ilvl w:val="0"/>
+          <w:numId w:val="24"/>
+        </w:numPr>
+      </w:pPr>
+      <w:r>
+        <w:t>First pass:</w:t>
+      </w:r>
+    </w:p>
+    <w:p>
+      <w:pPr>
+        <w:pStyle w:val="NormalWeb"/>
+        <w:numPr>
+          <w:ilvl w:val="1"/>
+          <w:numId w:val="24"/>
+        </w:numPr>
+      </w:pPr>
+      <w:r>
+        <w:t>Store prefix products directly in the result array.</w:t>
+      </w:r>
+    </w:p>
+    <w:p>
+      <w:pPr>
+        <w:pStyle w:val="NormalWeb"/>
+        <w:numPr>
+          <w:ilvl w:val="0"/>
+          <w:numId w:val="24"/>
+        </w:numPr>
+      </w:pPr>
+      <w:r>
+        <w:t>Second pass:</w:t>
+      </w:r>
+    </w:p>
+    <w:p>
+      <w:pPr>
+        <w:pStyle w:val="NormalWeb"/>
+        <w:numPr>
+          <w:ilvl w:val="1"/>
+          <w:numId w:val="24"/>
+        </w:numPr>
+      </w:pPr>
+      <w:r>
+        <w:t xml:space="preserve">Traverse backward with a single </w:t>
+      </w:r>
+      <w:r>
+        <w:rPr>
+          <w:rStyle w:val="HTMLCode"/>
+        </w:rPr>
+        <w:t>suffix</w:t>
+      </w:r>
+      <w:r>
+        <w:t xml:space="preserve"> variable to update each result.</w:t>
+      </w:r>
+    </w:p>
+    <w:p>
+      <w:pPr>
+        <w:pStyle w:val="Heading3"/>
+      </w:pPr>
+      <w:r>
+        <w:t>🧾 Code:</w:t>
+      </w:r>
+    </w:p>
+    <w:p>
+      <w:pPr>
+        <w:pStyle w:val="HTMLPreformatted"/>
+        <w:rPr>
+          <w:rStyle w:val="HTMLCode"/>
+        </w:rPr>
+      </w:pPr>
+      <w:proofErr w:type="gramStart"/>
+      <w:r>
+        <w:rPr>
+          <w:rStyle w:val="HTMLCode"/>
+        </w:rPr>
+        <w:t>class</w:t>
+      </w:r>
+      <w:proofErr w:type="gramEnd"/>
+      <w:r>
+        <w:rPr>
+          <w:rStyle w:val="HTMLCode"/>
+        </w:rPr>
+        <w:t xml:space="preserve"> Solution:</w:t>
+      </w:r>
+    </w:p>
+    <w:p>
+      <w:pPr>
+        <w:pStyle w:val="HTMLPreformatted"/>
+        <w:rPr>
+          <w:rStyle w:val="HTMLCode"/>
+        </w:rPr>
+      </w:pPr>
+      <w:r>
+        <w:rPr>
+          <w:rStyle w:val="HTMLCode"/>
+        </w:rPr>
+        <w:t xml:space="preserve">    </w:t>
+      </w:r>
+      <w:proofErr w:type="spellStart"/>
+      <w:proofErr w:type="gramStart"/>
+      <w:r>
+        <w:rPr>
+          <w:rStyle w:val="HTMLCode"/>
+        </w:rPr>
+        <w:t>def</w:t>
+      </w:r>
+      <w:proofErr w:type="spellEnd"/>
+      <w:proofErr w:type="gramEnd"/>
+      <w:r>
+        <w:rPr>
+          <w:rStyle w:val="HTMLCode"/>
+        </w:rPr>
+        <w:t xml:space="preserve"> </w:t>
+      </w:r>
+      <w:proofErr w:type="spellStart"/>
+      <w:r>
+        <w:rPr>
+          <w:rStyle w:val="HTMLCode"/>
+        </w:rPr>
+        <w:t>productExceptSelf</w:t>
+      </w:r>
+      <w:proofErr w:type="spellEnd"/>
+      <w:r>
+        <w:rPr>
+          <w:rStyle w:val="HTMLCode"/>
+        </w:rPr>
+        <w:t>(self, nums):</w:t>
+      </w:r>
+    </w:p>
+    <w:p>
+      <w:pPr>
+        <w:pStyle w:val="HTMLPreformatted"/>
+        <w:rPr>
+          <w:rStyle w:val="HTMLCode"/>
+        </w:rPr>
+      </w:pPr>
+      <w:r>
+        <w:rPr>
+          <w:rStyle w:val="HTMLCode"/>
+        </w:rPr>
+        <w:t xml:space="preserve">        n = </w:t>
+      </w:r>
+      <w:proofErr w:type="spellStart"/>
+      <w:proofErr w:type="gramStart"/>
+      <w:r>
+        <w:rPr>
+          <w:rStyle w:val="HTMLCode"/>
+        </w:rPr>
+        <w:t>len</w:t>
+      </w:r>
+      <w:proofErr w:type="spellEnd"/>
+      <w:r>
+        <w:rPr>
+          <w:rStyle w:val="HTMLCode"/>
+        </w:rPr>
+        <w:t>(</w:t>
+      </w:r>
+      <w:proofErr w:type="gramEnd"/>
+      <w:r>
+        <w:rPr>
+          <w:rStyle w:val="HTMLCode"/>
+        </w:rPr>
+        <w:t>nums)</w:t>
+      </w:r>
+    </w:p>
+    <w:p>
+      <w:pPr>
+        <w:pStyle w:val="HTMLPreformatted"/>
+        <w:rPr>
+          <w:rStyle w:val="HTMLCode"/>
+        </w:rPr>
+      </w:pPr>
+      <w:r>
+        <w:rPr>
+          <w:rStyle w:val="HTMLCode"/>
+        </w:rPr>
+        <w:t xml:space="preserve">        </w:t>
+      </w:r>
+      <w:proofErr w:type="spellStart"/>
+      <w:proofErr w:type="gramStart"/>
+      <w:r>
+        <w:rPr>
+          <w:rStyle w:val="HTMLCode"/>
+        </w:rPr>
+        <w:t>ans</w:t>
+      </w:r>
+      <w:proofErr w:type="spellEnd"/>
+      <w:proofErr w:type="gramEnd"/>
+      <w:r>
+        <w:rPr>
+          <w:rStyle w:val="HTMLCode"/>
+        </w:rPr>
+        <w:t xml:space="preserve"> = [1] * n</w:t>
+      </w:r>
+    </w:p>
+    <w:p>
+      <w:pPr>
+        <w:pStyle w:val="HTMLPreformatted"/>
+        <w:rPr>
+          <w:rStyle w:val="HTMLCode"/>
+        </w:rPr>
+      </w:pPr>
+    </w:p>
+    <w:p>
+      <w:pPr>
+        <w:pStyle w:val="HTMLPreformatted"/>
+        <w:rPr>
+          <w:rStyle w:val="HTMLCode"/>
+        </w:rPr>
+      </w:pPr>
+      <w:r>
+        <w:rPr>
+          <w:rStyle w:val="HTMLCode"/>
+        </w:rPr>
+        <w:t xml:space="preserve">        # Fill with prefix products</w:t>
+      </w:r>
+    </w:p>
+    <w:p>
+      <w:pPr>
+        <w:pStyle w:val="HTMLPreformatted"/>
+        <w:rPr>
+          <w:rStyle w:val="HTMLCode"/>
+        </w:rPr>
+      </w:pPr>
+      <w:r>
+        <w:rPr>
+          <w:rStyle w:val="HTMLCode"/>
+        </w:rPr>
+        <w:t xml:space="preserve">        </w:t>
+      </w:r>
+      <w:proofErr w:type="gramStart"/>
+      <w:r>
+        <w:rPr>
+          <w:rStyle w:val="HTMLCode"/>
+        </w:rPr>
+        <w:t>for</w:t>
+      </w:r>
+      <w:proofErr w:type="gramEnd"/>
+      <w:r>
+        <w:rPr>
+          <w:rStyle w:val="HTMLCode"/>
+        </w:rPr>
+        <w:t xml:space="preserve"> </w:t>
+      </w:r>
+      <w:proofErr w:type="spellStart"/>
+      <w:r>
+        <w:rPr>
+          <w:rStyle w:val="HTMLCode"/>
+        </w:rPr>
+        <w:t>i</w:t>
+      </w:r>
+      <w:proofErr w:type="spellEnd"/>
+      <w:r>
+        <w:rPr>
+          <w:rStyle w:val="HTMLCode"/>
+        </w:rPr>
+        <w:t xml:space="preserve"> in range(1, n):</w:t>
+      </w:r>
+    </w:p>
+    <w:p>
+      <w:pPr>
+        <w:pStyle w:val="HTMLPreformatted"/>
+        <w:rPr>
+          <w:rStyle w:val="HTMLCode"/>
+        </w:rPr>
+      </w:pPr>
+      <w:r>
+        <w:rPr>
+          <w:rStyle w:val="HTMLCode"/>
+        </w:rPr>
+        <w:t xml:space="preserve">            </w:t>
+      </w:r>
+      <w:proofErr w:type="spellStart"/>
+      <w:proofErr w:type="gramStart"/>
+      <w:r>
+        <w:rPr>
+          <w:rStyle w:val="HTMLCode"/>
+        </w:rPr>
+        <w:t>ans</w:t>
+      </w:r>
+      <w:proofErr w:type="spellEnd"/>
+      <w:r>
+        <w:rPr>
+          <w:rStyle w:val="HTMLCode"/>
+        </w:rPr>
+        <w:t>[</w:t>
+      </w:r>
+      <w:proofErr w:type="spellStart"/>
+      <w:proofErr w:type="gramEnd"/>
+      <w:r>
+        <w:rPr>
+          <w:rStyle w:val="HTMLCode"/>
+        </w:rPr>
+        <w:t>i</w:t>
+      </w:r>
+      <w:proofErr w:type="spellEnd"/>
+      <w:r>
+        <w:rPr>
+          <w:rStyle w:val="HTMLCode"/>
+        </w:rPr>
+        <w:t xml:space="preserve">] = </w:t>
+      </w:r>
+      <w:proofErr w:type="spellStart"/>
+      <w:r>
+        <w:rPr>
+          <w:rStyle w:val="HTMLCode"/>
+        </w:rPr>
+        <w:t>ans</w:t>
+      </w:r>
+      <w:proofErr w:type="spellEnd"/>
+      <w:r>
+        <w:rPr>
+          <w:rStyle w:val="HTMLCode"/>
+        </w:rPr>
+        <w:t>[</w:t>
+      </w:r>
+      <w:proofErr w:type="spellStart"/>
+      <w:r>
+        <w:rPr>
+          <w:rStyle w:val="HTMLCode"/>
+        </w:rPr>
+        <w:t>i</w:t>
+      </w:r>
+      <w:proofErr w:type="spellEnd"/>
+      <w:r>
+        <w:rPr>
+          <w:rStyle w:val="HTMLCode"/>
+        </w:rPr>
+        <w:t xml:space="preserve"> - 1] * nums[</w:t>
+      </w:r>
+      <w:proofErr w:type="spellStart"/>
+      <w:r>
+        <w:rPr>
+          <w:rStyle w:val="HTMLCode"/>
+        </w:rPr>
+        <w:t>i</w:t>
+      </w:r>
+      <w:proofErr w:type="spellEnd"/>
+      <w:r>
+        <w:rPr>
+          <w:rStyle w:val="HTMLCode"/>
+        </w:rPr>
+        <w:t xml:space="preserve"> - 1]</w:t>
+      </w:r>
+    </w:p>
+    <w:p>
+      <w:pPr>
+        <w:pStyle w:val="HTMLPreformatted"/>
+        <w:rPr>
+          <w:rStyle w:val="HTMLCode"/>
+        </w:rPr>
+      </w:pPr>
+    </w:p>
+    <w:p>
+      <w:pPr>
+        <w:pStyle w:val="HTMLPreformatted"/>
+        <w:rPr>
+          <w:rStyle w:val="HTMLCode"/>
+        </w:rPr>
+      </w:pPr>
+      <w:r>
+        <w:rPr>
+          <w:rStyle w:val="HTMLCode"/>
+        </w:rPr>
+        <w:t xml:space="preserve">        # Multiply by suffix products</w:t>
+      </w:r>
+    </w:p>
+    <w:p>
+      <w:pPr>
+        <w:pStyle w:val="HTMLPreformatted"/>
+        <w:rPr>
+          <w:rStyle w:val="HTMLCode"/>
+        </w:rPr>
+      </w:pPr>
+      <w:r>
+        <w:rPr>
+          <w:rStyle w:val="HTMLCode"/>
+        </w:rPr>
+        <w:t xml:space="preserve">        </w:t>
+      </w:r>
+      <w:proofErr w:type="gramStart"/>
+      <w:r>
+        <w:rPr>
+          <w:rStyle w:val="HTMLCode"/>
+        </w:rPr>
+        <w:t>suffix</w:t>
+      </w:r>
+      <w:proofErr w:type="gramEnd"/>
+      <w:r>
+        <w:rPr>
+          <w:rStyle w:val="HTMLCode"/>
+        </w:rPr>
+        <w:t xml:space="preserve"> = 1</w:t>
+      </w:r>
+    </w:p>
+    <w:p>
+      <w:pPr>
+        <w:pStyle w:val="HTMLPreformatted"/>
+        <w:rPr>
+          <w:rStyle w:val="HTMLCode"/>
+        </w:rPr>
+      </w:pPr>
+      <w:r>
+        <w:rPr>
+          <w:rStyle w:val="HTMLCode"/>
+        </w:rPr>
+        <w:t xml:space="preserve">        </w:t>
+      </w:r>
+      <w:proofErr w:type="gramStart"/>
+      <w:r>
+        <w:rPr>
+          <w:rStyle w:val="HTMLCode"/>
+        </w:rPr>
+        <w:t>for</w:t>
+      </w:r>
+      <w:proofErr w:type="gramEnd"/>
+      <w:r>
+        <w:rPr>
+          <w:rStyle w:val="HTMLCode"/>
+        </w:rPr>
+        <w:t xml:space="preserve"> </w:t>
+      </w:r>
+      <w:proofErr w:type="spellStart"/>
+      <w:r>
+        <w:rPr>
+          <w:rStyle w:val="HTMLCode"/>
+        </w:rPr>
+        <w:t>i</w:t>
+      </w:r>
+      <w:proofErr w:type="spellEnd"/>
+      <w:r>
+        <w:rPr>
+          <w:rStyle w:val="HTMLCode"/>
+        </w:rPr>
+        <w:t xml:space="preserve"> in range(n - 1, -1, -1):</w:t>
+      </w:r>
+    </w:p>
+    <w:p>
+      <w:pPr>
+        <w:pStyle w:val="HTMLPreformatted"/>
+        <w:rPr>
+          <w:rStyle w:val="HTMLCode"/>
+        </w:rPr>
+      </w:pPr>
+      <w:r>
+        <w:rPr>
+          <w:rStyle w:val="HTMLCode"/>
+        </w:rPr>
+        <w:t xml:space="preserve">            </w:t>
+      </w:r>
+      <w:proofErr w:type="spellStart"/>
+      <w:proofErr w:type="gramStart"/>
+      <w:r>
+        <w:rPr>
+          <w:rStyle w:val="HTMLCode"/>
+        </w:rPr>
+        <w:t>ans</w:t>
+      </w:r>
+      <w:proofErr w:type="spellEnd"/>
+      <w:r>
+        <w:rPr>
+          <w:rStyle w:val="HTMLCode"/>
+        </w:rPr>
+        <w:t>[</w:t>
+      </w:r>
+      <w:proofErr w:type="spellStart"/>
+      <w:proofErr w:type="gramEnd"/>
+      <w:r>
+        <w:rPr>
+          <w:rStyle w:val="HTMLCode"/>
+        </w:rPr>
+        <w:t>i</w:t>
+      </w:r>
+      <w:proofErr w:type="spellEnd"/>
+      <w:r>
+        <w:rPr>
+          <w:rStyle w:val="HTMLCode"/>
+        </w:rPr>
+        <w:t>] *= suffix</w:t>
+      </w:r>
+    </w:p>
+    <w:p>
+      <w:pPr>
+        <w:pStyle w:val="HTMLPreformatted"/>
+        <w:rPr>
+          <w:rStyle w:val="HTMLCode"/>
+        </w:rPr>
+      </w:pPr>
+      <w:r>
+        <w:rPr>
+          <w:rStyle w:val="HTMLCode"/>
+        </w:rPr>
+        <w:t xml:space="preserve">            </w:t>
+      </w:r>
+      <w:proofErr w:type="gramStart"/>
+      <w:r>
+        <w:rPr>
+          <w:rStyle w:val="HTMLCode"/>
+        </w:rPr>
+        <w:t>suffix</w:t>
+      </w:r>
+      <w:proofErr w:type="gramEnd"/>
+      <w:r>
+        <w:rPr>
+          <w:rStyle w:val="HTMLCode"/>
+        </w:rPr>
+        <w:t xml:space="preserve"> *= nums[</w:t>
+      </w:r>
+      <w:proofErr w:type="spellStart"/>
+      <w:r>
+        <w:rPr>
+          <w:rStyle w:val="HTMLCode"/>
+        </w:rPr>
+        <w:t>i</w:t>
+      </w:r>
+      <w:proofErr w:type="spellEnd"/>
+      <w:r>
+        <w:rPr>
+          <w:rStyle w:val="HTMLCode"/>
+        </w:rPr>
+        <w:t>]</w:t>
+      </w:r>
+    </w:p>
+    <w:p>
+      <w:pPr>
+        <w:pStyle w:val="HTMLPreformatted"/>
+        <w:rPr>
+          <w:rStyle w:val="HTMLCode"/>
+        </w:rPr>
+      </w:pPr>
+    </w:p>
+    <w:p>
+      <w:pPr>
+        <w:pStyle w:val="HTMLPreformatted"/>
+        <w:rPr>
+          <w:rStyle w:val="HTMLCode"/>
+        </w:rPr>
+      </w:pPr>
+      <w:r>
+        <w:rPr>
+          <w:rStyle w:val="HTMLCode"/>
+        </w:rPr>
+        <w:lastRenderedPageBreak/>
+        <w:t xml:space="preserve">        </w:t>
+      </w:r>
+      <w:proofErr w:type="gramStart"/>
+      <w:r>
+        <w:rPr>
+          <w:rStyle w:val="HTMLCode"/>
+        </w:rPr>
+        <w:t>return</w:t>
+      </w:r>
+      <w:proofErr w:type="gramEnd"/>
+      <w:r>
+        <w:rPr>
+          <w:rStyle w:val="HTMLCode"/>
+        </w:rPr>
+        <w:t xml:space="preserve"> </w:t>
+      </w:r>
+      <w:proofErr w:type="spellStart"/>
+      <w:r>
+        <w:rPr>
+          <w:rStyle w:val="HTMLCode"/>
+        </w:rPr>
+        <w:t>ans</w:t>
+      </w:r>
+      <w:proofErr w:type="spellEnd"/>
+    </w:p>
+    <w:p>
+      <w:pPr>
+        <w:pStyle w:val="Heading3"/>
+      </w:pPr>
+      <w:r>
+        <w:rPr>
+          <w:rFonts w:ascii="Segoe UI Symbol" w:hAnsi="Segoe UI Symbol" w:cs="Segoe UI Symbol"/>
+        </w:rPr>
+        <w:t>📊</w:t>
+      </w:r>
+      <w:r>
+        <w:t xml:space="preserve"> Time &amp; Space:</w:t>
+      </w:r>
+    </w:p>
+    <w:p>
+      <w:pPr>
+        <w:pStyle w:val="NormalWeb"/>
+        <w:numPr>
+          <w:ilvl w:val="0"/>
+          <w:numId w:val="25"/>
+        </w:numPr>
+      </w:pPr>
+      <w:r>
+        <w:rPr>
+          <w:rStyle w:val="Strong"/>
+        </w:rPr>
+        <w:t>Time:</w:t>
+      </w:r>
+      <w:r>
+        <w:t xml:space="preserve"> O(n)</w:t>
+      </w:r>
+    </w:p>
+    <w:p>
+      <w:pPr>
+        <w:pStyle w:val="NormalWeb"/>
+        <w:numPr>
+          <w:ilvl w:val="0"/>
+          <w:numId w:val="25"/>
+        </w:numPr>
+      </w:pPr>
+      <w:r>
+        <w:rPr>
+          <w:rStyle w:val="Strong"/>
+        </w:rPr>
+        <w:t>Space:</w:t>
+      </w:r>
+      <w:r>
+        <w:t xml:space="preserve"> O(1) extra (output array not counted)</w:t>
+      </w:r>
+    </w:p>
+    <w:p>
+      <w:pPr>
+        <w:pStyle w:val="Heading3"/>
+      </w:pPr>
+      <w:r>
+        <w:rPr>
+          <w:rFonts w:ascii="Segoe UI Symbol" w:hAnsi="Segoe UI Symbol" w:cs="Segoe UI Symbol"/>
+        </w:rPr>
+        <w:t>✅</w:t>
+      </w:r>
+      <w:r>
+        <w:t xml:space="preserve"> Pros:</w:t>
+      </w:r>
+    </w:p>
+    <w:p>
+      <w:pPr>
+        <w:pStyle w:val="NormalWeb"/>
+        <w:numPr>
+          <w:ilvl w:val="0"/>
+          <w:numId w:val="26"/>
+        </w:numPr>
+      </w:pPr>
+      <w:r>
+        <w:t>Fastest and most space-efficient.</w:t>
+      </w:r>
+    </w:p>
+    <w:p>
+      <w:pPr>
+        <w:pStyle w:val="NormalWeb"/>
+        <w:numPr>
+          <w:ilvl w:val="0"/>
+          <w:numId w:val="26"/>
+        </w:numPr>
+      </w:pPr>
+      <w:r>
+        <w:t>Best solution for interviews and real-world use.</w:t>
+      </w:r>
+    </w:p>
+    <w:p>
+      <w:pPr>
+        <w:pStyle w:val="Heading3"/>
+      </w:pPr>
+      <w:r>
+        <w:rPr>
+          <w:rFonts w:ascii="Segoe UI Symbol" w:hAnsi="Segoe UI Symbol" w:cs="Segoe UI Symbol"/>
+        </w:rPr>
+        <w:t>❌</w:t>
+      </w:r>
+      <w:r>
+        <w:t xml:space="preserve"> Cons:</w:t>
+      </w:r>
+    </w:p>
+    <w:p>
+      <w:pPr>
+        <w:pStyle w:val="NormalWeb"/>
+        <w:numPr>
+          <w:ilvl w:val="0"/>
+          <w:numId w:val="27"/>
+        </w:numPr>
+      </w:pPr>
+      <w:r>
+        <w:t>Slightly more complex to understand at first glance.</w:t>
+      </w:r>
+    </w:p>
+    <w:p>
+      <w:r>
+        <w:pict>
+          <v:rect id="_x0000_i1074" style="width:0;height:1.5pt" o:hralign="center" o:hrstd="t" o:hr="t" fillcolor="#a0a0a0" stroked="f"/>
+        </w:pict>
+      </w:r>
+    </w:p>
+    <w:p>
+      <w:pPr>
+        <w:pStyle w:val="Heading2"/>
+      </w:pPr>
+      <w:r>
+        <w:rPr>
+          <w:rFonts w:ascii="Segoe UI Symbol" w:hAnsi="Segoe UI Symbol" w:cs="Segoe UI Symbol"/>
+        </w:rPr>
+        <w:t>🏁</w:t>
+      </w:r>
+      <w:r>
+        <w:t xml:space="preserve"> Which One to Choose?</w:t>
+      </w:r>
+    </w:p>
+    <w:tbl>
+      <w:tblPr>
+        <w:tblW w:w="0" w:type="auto"/>
+        <w:tblCellSpacing w:w="15" w:type="dxa"/>
+        <w:tblCellMar>
+          <w:top w:w="15" w:type="dxa"/>
+          <w:left w:w="15" w:type="dxa"/>
+          <w:bottom w:w="15" w:type="dxa"/>
+          <w:right w:w="15" w:type="dxa"/>
+        </w:tblCellMar>
+        <w:tblLook w:val="04A0" w:firstRow="1" w:lastRow="0" w:firstColumn="1" w:lastColumn="0" w:noHBand="0" w:noVBand="1"/>
+      </w:tblPr>
+      <w:tblGrid>
+        <w:gridCol w:w="2444"/>
+        <w:gridCol w:w="710"/>
+        <w:gridCol w:w="711"/>
+        <w:gridCol w:w="1607"/>
+        <w:gridCol w:w="3554"/>
+      </w:tblGrid>
+      <w:tr>
+        <w:trPr>
+          <w:tblHeader/>
+          <w:tblCellSpacing w:w="15" w:type="dxa"/>
+        </w:trPr>
+        <w:tc>
+          <w:tcPr>
+            <w:tcW w:w="0" w:type="auto"/>
+            <w:vAlign w:val="center"/>
+            <w:hideMark/>
+          </w:tcPr>
+          <w:p>
+            <w:pPr>
+              <w:jc w:val="center"/>
+              <w:rPr>
+                <w:b/>
+                <w:bCs/>
+              </w:rPr>
+            </w:pPr>
+            <w:r>
+              <w:rPr>
+                <w:b/>
+                <w:bCs/>
+              </w:rPr>
+              <w:t>Approach</w:t>
+            </w:r>
+          </w:p>
+        </w:tc>
+        <w:tc>
+          <w:tcPr>
+            <w:tcW w:w="0" w:type="auto"/>
+            <w:vAlign w:val="center"/>
+            <w:hideMark/>
+          </w:tcPr>
+          <w:p>
+            <w:pPr>
+              <w:jc w:val="center"/>
+              <w:rPr>
+                <w:b/>
+                <w:bCs/>
+              </w:rPr>
+            </w:pPr>
+            <w:r>
+              <w:rPr>
+                <w:b/>
+                <w:bCs/>
+              </w:rPr>
+              <w:t>Time</w:t>
+            </w:r>
+          </w:p>
+        </w:tc>
+        <w:tc>
+          <w:tcPr>
+            <w:tcW w:w="0" w:type="auto"/>
+            <w:vAlign w:val="center"/>
+            <w:hideMark/>
+          </w:tcPr>
+          <w:p>
+            <w:pPr>
+              <w:jc w:val="center"/>
+              <w:rPr>
+                <w:b/>
+                <w:bCs/>
+              </w:rPr>
+            </w:pPr>
+            <w:r>
+              <w:rPr>
+                <w:b/>
+                <w:bCs/>
+              </w:rPr>
+              <w:t>Space</w:t>
+            </w:r>
+          </w:p>
+        </w:tc>
+        <w:tc>
+          <w:tcPr>
+            <w:tcW w:w="0" w:type="auto"/>
+            <w:vAlign w:val="center"/>
+            <w:hideMark/>
+          </w:tcPr>
+          <w:p>
+            <w:pPr>
+              <w:jc w:val="center"/>
+              <w:rPr>
+                <w:b/>
+                <w:bCs/>
+              </w:rPr>
+            </w:pPr>
+            <w:r>
+              <w:rPr>
+                <w:b/>
+                <w:bCs/>
+              </w:rPr>
+              <w:t>Use In Interview?</w:t>
+            </w:r>
+          </w:p>
+        </w:tc>
+        <w:tc>
+          <w:tcPr>
+            <w:tcW w:w="0" w:type="auto"/>
+            <w:vAlign w:val="center"/>
+            <w:hideMark/>
+          </w:tcPr>
+          <w:p>
+            <w:pPr>
+              <w:jc w:val="center"/>
+              <w:rPr>
+                <w:b/>
+                <w:bCs/>
+              </w:rPr>
+            </w:pPr>
+            <w:r>
+              <w:rPr>
+                <w:b/>
+                <w:bCs/>
+              </w:rPr>
+              <w:t>When to Use?</w:t>
+            </w:r>
+          </w:p>
+        </w:tc>
+      </w:tr>
+      <w:tr>
+        <w:trPr>
+          <w:tblCellSpacing w:w="15" w:type="dxa"/>
+        </w:trPr>
+        <w:tc>
+          <w:tcPr>
+            <w:tcW w:w="0" w:type="auto"/>
+            <w:vAlign w:val="center"/>
+            <w:hideMark/>
+          </w:tcPr>
+          <w:p>
+            <w:r>
+              <w:t>1. Brute Force</w:t>
+            </w:r>
+          </w:p>
+        </w:tc>
+        <w:tc>
+          <w:tcPr>
+            <w:tcW w:w="0" w:type="auto"/>
+            <w:vAlign w:val="center"/>
+            <w:hideMark/>
+          </w:tcPr>
+          <w:p>
+            <w:r>
+              <w:t>O(n²)</w:t>
+            </w:r>
+          </w:p>
+        </w:tc>
+        <w:tc>
+          <w:tcPr>
+            <w:tcW w:w="0" w:type="auto"/>
+            <w:vAlign w:val="center"/>
+            <w:hideMark/>
+          </w:tcPr>
+          <w:p>
+            <w:r>
+              <w:t>O(1)</w:t>
+            </w:r>
+          </w:p>
+        </w:tc>
+        <w:tc>
+          <w:tcPr>
+            <w:tcW w:w="0" w:type="auto"/>
+            <w:vAlign w:val="center"/>
+            <w:hideMark/>
+          </w:tcPr>
+          <w:p>
+            <w:r>
+              <w:rPr>
+                <w:rFonts w:ascii="Segoe UI Symbol" w:hAnsi="Segoe UI Symbol" w:cs="Segoe UI Symbol"/>
+              </w:rPr>
+              <w:t>❌</w:t>
+            </w:r>
+            <w:r>
+              <w:t xml:space="preserve"> No</w:t>
+            </w:r>
+          </w:p>
+        </w:tc>
+        <w:tc>
+          <w:tcPr>
+            <w:tcW w:w="0" w:type="auto"/>
+            <w:vAlign w:val="center"/>
+            <w:hideMark/>
+          </w:tcPr>
+          <w:p>
+            <w:r>
+              <w:t>Never (just for learning)</w:t>
+            </w:r>
+          </w:p>
+        </w:tc>
+      </w:tr>
+      <w:tr>
+        <w:trPr>
+          <w:tblCellSpacing w:w="15" w:type="dxa"/>
+        </w:trPr>
+        <w:tc>
+          <w:tcPr>
+            <w:tcW w:w="0" w:type="auto"/>
+            <w:vAlign w:val="center"/>
+            <w:hideMark/>
+          </w:tcPr>
+          <w:p>
+            <w:r>
+              <w:t>2. Prefix &amp; Suffix Arrays</w:t>
+            </w:r>
+          </w:p>
+        </w:tc>
+        <w:tc>
+          <w:tcPr>
+            <w:tcW w:w="0" w:type="auto"/>
+            <w:vAlign w:val="center"/>
+            <w:hideMark/>
+          </w:tcPr>
+          <w:p>
+            <w:r>
+              <w:t>O(n)</w:t>
+            </w:r>
+          </w:p>
+        </w:tc>
+        <w:tc>
+          <w:tcPr>
+            <w:tcW w:w="0" w:type="auto"/>
+            <w:vAlign w:val="center"/>
+            <w:hideMark/>
+          </w:tcPr>
+          <w:p>
+            <w:r>
+              <w:t>O(n)</w:t>
+            </w:r>
+          </w:p>
+        </w:tc>
+        <w:tc>
+          <w:tcPr>
+            <w:tcW w:w="0" w:type="auto"/>
+            <w:vAlign w:val="center"/>
+            <w:hideMark/>
+          </w:tcPr>
+          <w:p>
+            <w:r>
+              <w:rPr>
+                <w:rFonts w:ascii="Segoe UI Symbol" w:hAnsi="Segoe UI Symbol" w:cs="Segoe UI Symbol"/>
+              </w:rPr>
+              <w:t>✅</w:t>
+            </w:r>
+            <w:r>
+              <w:t xml:space="preserve"> Maybe</w:t>
+            </w:r>
+          </w:p>
+        </w:tc>
+        <w:tc>
+          <w:tcPr>
+            <w:tcW w:w="0" w:type="auto"/>
+            <w:vAlign w:val="center"/>
+            <w:hideMark/>
+          </w:tcPr>
+          <w:p>
+            <w:r>
+              <w:t>When readability/</w:t>
+            </w:r>
+            <w:proofErr w:type="spellStart"/>
+            <w:r>
+              <w:t>debuggability</w:t>
+            </w:r>
+            <w:proofErr w:type="spellEnd"/>
+            <w:r>
+              <w:t xml:space="preserve"> matters</w:t>
+            </w:r>
+          </w:p>
+        </w:tc>
+      </w:tr>
+      <w:tr>
+        <w:trPr>
+          <w:tblCellSpacing w:w="15" w:type="dxa"/>
+        </w:trPr>
+        <w:tc>
+          <w:tcPr>
+            <w:tcW w:w="0" w:type="auto"/>
+            <w:vAlign w:val="center"/>
+            <w:hideMark/>
+          </w:tcPr>
+          <w:p>
+            <w:r>
+              <w:t>3. Optimal (Constant Space)</w:t>
+            </w:r>
+          </w:p>
+        </w:tc>
+        <w:tc>
+          <w:tcPr>
+            <w:tcW w:w="0" w:type="auto"/>
+            <w:vAlign w:val="center"/>
+            <w:hideMark/>
+          </w:tcPr>
+          <w:p>
+            <w:r>
+              <w:rPr>
+                <w:rFonts w:ascii="Segoe UI Symbol" w:hAnsi="Segoe UI Symbol" w:cs="Segoe UI Symbol"/>
+              </w:rPr>
+              <w:t>✅</w:t>
+            </w:r>
+            <w:r>
+              <w:t xml:space="preserve"> O(n)</w:t>
+            </w:r>
+          </w:p>
+        </w:tc>
+        <w:tc>
+          <w:tcPr>
+            <w:tcW w:w="0" w:type="auto"/>
+            <w:vAlign w:val="center"/>
+            <w:hideMark/>
+          </w:tcPr>
+          <w:p>
+            <w:r>
+              <w:rPr>
+                <w:rFonts w:ascii="Segoe UI Symbol" w:hAnsi="Segoe UI Symbol" w:cs="Segoe UI Symbol"/>
+              </w:rPr>
+              <w:t>✅</w:t>
+            </w:r>
+            <w:r>
+              <w:t xml:space="preserve"> O(1)</w:t>
+            </w:r>
+          </w:p>
+        </w:tc>
+        <w:tc>
+          <w:tcPr>
+            <w:tcW w:w="0" w:type="auto"/>
+            <w:vAlign w:val="center"/>
+            <w:hideMark/>
+          </w:tcPr>
+          <w:p>
+            <w:r>
+              <w:rPr>
+                <w:rFonts w:ascii="Segoe UI Symbol" w:hAnsi="Segoe UI Symbol" w:cs="Segoe UI Symbol"/>
+              </w:rPr>
+              <w:t>✅✅</w:t>
+            </w:r>
+            <w:r>
+              <w:t xml:space="preserve"> Yes</w:t>
+            </w:r>
+          </w:p>
+        </w:tc>
+        <w:tc>
+          <w:tcPr>
+            <w:tcW w:w="0" w:type="auto"/>
+            <w:vAlign w:val="center"/>
+            <w:hideMark/>
+          </w:tcPr>
+          <w:p>
+            <w:r>
+              <w:rPr>
+                <w:rStyle w:val="Strong"/>
+              </w:rPr>
+              <w:t>Always prefer this</w:t>
+            </w:r>
+          </w:p>
+        </w:tc>
+      </w:tr>
+    </w:tbl>
+    <w:p>
+      <w:r>
+        <w:pict>
+          <v:rect id="_x0000_i1075" style="width:0;height:1.5pt" o:hralign="center" o:hrstd="t" o:hr="t" fillcolor="#a0a0a0" stroked="f"/>
+        </w:pict>
+      </w:r>
+    </w:p>
+    <w:p>
+      <w:pPr>
+        <w:pStyle w:val="Heading3"/>
+      </w:pPr>
+      <w:r>
+        <w:rPr>
+          <w:rFonts w:ascii="Segoe UI Symbol" w:hAnsi="Segoe UI Symbol" w:cs="Segoe UI Symbol"/>
+        </w:rPr>
+        <w:t>✅</w:t>
+      </w:r>
+      <w:r>
+        <w:t xml:space="preserve"> Final Recommendation:</w:t>
+      </w:r>
+    </w:p>
+    <w:p>
+      <w:pPr>
+        <w:pStyle w:val="NormalWeb"/>
+      </w:pPr>
+      <w:r>
+        <w:t xml:space="preserve">Use </w:t>
+      </w:r>
+      <w:r>
+        <w:rPr>
+          <w:rStyle w:val="Strong"/>
+        </w:rPr>
+        <w:t>Approach 3</w:t>
+      </w:r>
+      <w:r>
+        <w:t xml:space="preserve">: It is the </w:t>
+      </w:r>
+      <w:r>
+        <w:rPr>
+          <w:rStyle w:val="Strong"/>
+        </w:rPr>
+        <w:t>most optimal solution</w:t>
+      </w:r>
+      <w:r>
+        <w:t>, meeting all constraints (</w:t>
+      </w:r>
+      <w:proofErr w:type="gramStart"/>
+      <w:r>
+        <w:t>O(</w:t>
+      </w:r>
+      <w:proofErr w:type="gramEnd"/>
+      <w:r>
+        <w:t xml:space="preserve">n) time, O(1) space, no division). It's also a common </w:t>
+      </w:r>
+      <w:r>
+        <w:rPr>
+          <w:rStyle w:val="Strong"/>
+        </w:rPr>
+        <w:t>interview-winning technique</w:t>
+      </w:r>
+      <w:r>
+        <w:t xml:space="preserve"> that demonstrates strong problem-solving skills.</w:t>
+      </w:r>
+    </w:p>
+    <w:p/>
     <w:sectPr>
       <w:pgSz w:w="11906" w:h="16838"/>
       <w:pgMar w:top="1440" w:right="1440" w:bottom="1440" w:left="1440" w:header="708" w:footer="708" w:gutter="0"/>
@@ -20810,9 +23878,9 @@
 <file path=word/numbering.xml><?xml version="1.0" encoding="utf-8"?>
 <w:numbering xmlns:wpc="http://schemas.microsoft.com/office/word/2010/wordprocessingCanvas" xmlns:mc="http://schemas.openxmlformats.org/markup-compatibility/2006" xmlns:o="urn:schemas-microsoft-com:office:office" xmlns:r="http://schemas.openxmlformats.org/officeDocument/2006/relationships" xmlns:m="http://schemas.openxmlformats.org/officeDocument/2006/math" xmlns:v="urn:schemas-microsoft-com:vml" xmlns:wp14="http://schemas.microsoft.com/office/word/2010/wordprocessingDrawing" xmlns:wp="http://schemas.openxmlformats.org/drawingml/2006/wordprocessingDrawing" xmlns:w10="urn:schemas-microsoft-com:office:word" xmlns:w="http://schemas.openxmlformats.org/wordprocessingml/2006/main" xmlns:w14="http://schemas.microsoft.com/office/word/2010/wordml" xmlns:w15="http://schemas.microsoft.com/office/word/2012/wordml" xmlns:wpg="http://schemas.microsoft.com/office/word/2010/wordprocessingGroup" xmlns:wpi="http://schemas.microsoft.com/office/word/2010/wordprocessingInk" xmlns:wne="http://schemas.microsoft.com/office/word/2006/wordml" xmlns:wps="http://schemas.microsoft.com/office/word/2010/wordprocessingShape" mc:Ignorable="w14 w15 wp14">
   <w:abstractNum w:abstractNumId="0">
-    <w:nsid w:val="08A42A72"/>
+    <w:nsid w:val="01680F41"/>
     <w:multiLevelType w:val="multilevel"/>
-    <w:tmpl w:val="2A8C821C"/>
+    <w:tmpl w:val="AAA88826"/>
     <w:lvl w:ilvl="0">
       <w:start w:val="1"/>
       <w:numFmt w:val="bullet"/>
@@ -20959,9 +24027,9 @@
     </w:lvl>
   </w:abstractNum>
   <w:abstractNum w:abstractNumId="1">
-    <w:nsid w:val="13D91189"/>
+    <w:nsid w:val="01FE2C41"/>
     <w:multiLevelType w:val="multilevel"/>
-    <w:tmpl w:val="DC403C8C"/>
+    <w:tmpl w:val="DCEAAF92"/>
     <w:lvl w:ilvl="0">
       <w:start w:val="1"/>
       <w:numFmt w:val="bullet"/>
@@ -21108,9 +24176,9 @@
     </w:lvl>
   </w:abstractNum>
   <w:abstractNum w:abstractNumId="2">
-    <w:nsid w:val="16A03780"/>
+    <w:nsid w:val="08A42A72"/>
     <w:multiLevelType w:val="multilevel"/>
-    <w:tmpl w:val="DE46A96A"/>
+    <w:tmpl w:val="2A8C821C"/>
     <w:lvl w:ilvl="0">
       <w:start w:val="1"/>
       <w:numFmt w:val="bullet"/>
@@ -21257,9 +24325,9 @@
     </w:lvl>
   </w:abstractNum>
   <w:abstractNum w:abstractNumId="3">
-    <w:nsid w:val="21172280"/>
+    <w:nsid w:val="13D91189"/>
     <w:multiLevelType w:val="multilevel"/>
-    <w:tmpl w:val="886AD36A"/>
+    <w:tmpl w:val="DC403C8C"/>
     <w:lvl w:ilvl="0">
       <w:start w:val="1"/>
       <w:numFmt w:val="bullet"/>
@@ -21406,9 +24474,9 @@
     </w:lvl>
   </w:abstractNum>
   <w:abstractNum w:abstractNumId="4">
-    <w:nsid w:val="21CB2B90"/>
+    <w:nsid w:val="16A03780"/>
     <w:multiLevelType w:val="multilevel"/>
-    <w:tmpl w:val="BEECF6C0"/>
+    <w:tmpl w:val="DE46A96A"/>
     <w:lvl w:ilvl="0">
       <w:start w:val="1"/>
       <w:numFmt w:val="bullet"/>
@@ -21555,9 +24623,9 @@
     </w:lvl>
   </w:abstractNum>
   <w:abstractNum w:abstractNumId="5">
-    <w:nsid w:val="29734874"/>
+    <w:nsid w:val="18680719"/>
     <w:multiLevelType w:val="multilevel"/>
-    <w:tmpl w:val="7A824F26"/>
+    <w:tmpl w:val="D61ECFC8"/>
     <w:lvl w:ilvl="0">
       <w:start w:val="1"/>
       <w:numFmt w:val="bullet"/>
@@ -21704,9 +24772,307 @@
     </w:lvl>
   </w:abstractNum>
   <w:abstractNum w:abstractNumId="6">
-    <w:nsid w:val="2F656992"/>
+    <w:nsid w:val="21172280"/>
     <w:multiLevelType w:val="multilevel"/>
-    <w:tmpl w:val="826AC508"/>
+    <w:tmpl w:val="886AD36A"/>
+    <w:lvl w:ilvl="0">
+      <w:start w:val="1"/>
+      <w:numFmt w:val="bullet"/>
+      <w:lvlText w:val=""/>
+      <w:lvlJc w:val="left"/>
+      <w:pPr>
+        <w:tabs>
+          <w:tab w:val="num" w:pos="720"/>
+        </w:tabs>
+        <w:ind w:left="720" w:hanging="360"/>
+      </w:pPr>
+      <w:rPr>
+        <w:rFonts w:ascii="Symbol" w:hAnsi="Symbol" w:hint="default"/>
+        <w:sz w:val="20"/>
+      </w:rPr>
+    </w:lvl>
+    <w:lvl w:ilvl="1" w:tentative="1">
+      <w:start w:val="1"/>
+      <w:numFmt w:val="bullet"/>
+      <w:lvlText w:val="o"/>
+      <w:lvlJc w:val="left"/>
+      <w:pPr>
+        <w:tabs>
+          <w:tab w:val="num" w:pos="1440"/>
+        </w:tabs>
+        <w:ind w:left="1440" w:hanging="360"/>
+      </w:pPr>
+      <w:rPr>
+        <w:rFonts w:ascii="Courier New" w:hAnsi="Courier New" w:hint="default"/>
+        <w:sz w:val="20"/>
+      </w:rPr>
+    </w:lvl>
+    <w:lvl w:ilvl="2" w:tentative="1">
+      <w:start w:val="1"/>
+      <w:numFmt w:val="bullet"/>
+      <w:lvlText w:val=""/>
+      <w:lvlJc w:val="left"/>
+      <w:pPr>
+        <w:tabs>
+          <w:tab w:val="num" w:pos="2160"/>
+        </w:tabs>
+        <w:ind w:left="2160" w:hanging="360"/>
+      </w:pPr>
+      <w:rPr>
+        <w:rFonts w:ascii="Wingdings" w:hAnsi="Wingdings" w:hint="default"/>
+        <w:sz w:val="20"/>
+      </w:rPr>
+    </w:lvl>
+    <w:lvl w:ilvl="3" w:tentative="1">
+      <w:start w:val="1"/>
+      <w:numFmt w:val="bullet"/>
+      <w:lvlText w:val=""/>
+      <w:lvlJc w:val="left"/>
+      <w:pPr>
+        <w:tabs>
+          <w:tab w:val="num" w:pos="2880"/>
+        </w:tabs>
+        <w:ind w:left="2880" w:hanging="360"/>
+      </w:pPr>
+      <w:rPr>
+        <w:rFonts w:ascii="Wingdings" w:hAnsi="Wingdings" w:hint="default"/>
+        <w:sz w:val="20"/>
+      </w:rPr>
+    </w:lvl>
+    <w:lvl w:ilvl="4" w:tentative="1">
+      <w:start w:val="1"/>
+      <w:numFmt w:val="bullet"/>
+      <w:lvlText w:val=""/>
+      <w:lvlJc w:val="left"/>
+      <w:pPr>
+        <w:tabs>
+          <w:tab w:val="num" w:pos="3600"/>
+        </w:tabs>
+        <w:ind w:left="3600" w:hanging="360"/>
+      </w:pPr>
+      <w:rPr>
+        <w:rFonts w:ascii="Wingdings" w:hAnsi="Wingdings" w:hint="default"/>
+        <w:sz w:val="20"/>
+      </w:rPr>
+    </w:lvl>
+    <w:lvl w:ilvl="5" w:tentative="1">
+      <w:start w:val="1"/>
+      <w:numFmt w:val="bullet"/>
+      <w:lvlText w:val=""/>
+      <w:lvlJc w:val="left"/>
+      <w:pPr>
+        <w:tabs>
+          <w:tab w:val="num" w:pos="4320"/>
+        </w:tabs>
+        <w:ind w:left="4320" w:hanging="360"/>
+      </w:pPr>
+      <w:rPr>
+        <w:rFonts w:ascii="Wingdings" w:hAnsi="Wingdings" w:hint="default"/>
+        <w:sz w:val="20"/>
+      </w:rPr>
+    </w:lvl>
+    <w:lvl w:ilvl="6" w:tentative="1">
+      <w:start w:val="1"/>
+      <w:numFmt w:val="bullet"/>
+      <w:lvlText w:val=""/>
+      <w:lvlJc w:val="left"/>
+      <w:pPr>
+        <w:tabs>
+          <w:tab w:val="num" w:pos="5040"/>
+        </w:tabs>
+        <w:ind w:left="5040" w:hanging="360"/>
+      </w:pPr>
+      <w:rPr>
+        <w:rFonts w:ascii="Wingdings" w:hAnsi="Wingdings" w:hint="default"/>
+        <w:sz w:val="20"/>
+      </w:rPr>
+    </w:lvl>
+    <w:lvl w:ilvl="7" w:tentative="1">
+      <w:start w:val="1"/>
+      <w:numFmt w:val="bullet"/>
+      <w:lvlText w:val=""/>
+      <w:lvlJc w:val="left"/>
+      <w:pPr>
+        <w:tabs>
+          <w:tab w:val="num" w:pos="5760"/>
+        </w:tabs>
+        <w:ind w:left="5760" w:hanging="360"/>
+      </w:pPr>
+      <w:rPr>
+        <w:rFonts w:ascii="Wingdings" w:hAnsi="Wingdings" w:hint="default"/>
+        <w:sz w:val="20"/>
+      </w:rPr>
+    </w:lvl>
+    <w:lvl w:ilvl="8" w:tentative="1">
+      <w:start w:val="1"/>
+      <w:numFmt w:val="bullet"/>
+      <w:lvlText w:val=""/>
+      <w:lvlJc w:val="left"/>
+      <w:pPr>
+        <w:tabs>
+          <w:tab w:val="num" w:pos="6480"/>
+        </w:tabs>
+        <w:ind w:left="6480" w:hanging="360"/>
+      </w:pPr>
+      <w:rPr>
+        <w:rFonts w:ascii="Wingdings" w:hAnsi="Wingdings" w:hint="default"/>
+        <w:sz w:val="20"/>
+      </w:rPr>
+    </w:lvl>
+  </w:abstractNum>
+  <w:abstractNum w:abstractNumId="7">
+    <w:nsid w:val="21CB2B90"/>
+    <w:multiLevelType w:val="multilevel"/>
+    <w:tmpl w:val="BEECF6C0"/>
+    <w:lvl w:ilvl="0">
+      <w:start w:val="1"/>
+      <w:numFmt w:val="bullet"/>
+      <w:lvlText w:val=""/>
+      <w:lvlJc w:val="left"/>
+      <w:pPr>
+        <w:tabs>
+          <w:tab w:val="num" w:pos="720"/>
+        </w:tabs>
+        <w:ind w:left="720" w:hanging="360"/>
+      </w:pPr>
+      <w:rPr>
+        <w:rFonts w:ascii="Symbol" w:hAnsi="Symbol" w:hint="default"/>
+        <w:sz w:val="20"/>
+      </w:rPr>
+    </w:lvl>
+    <w:lvl w:ilvl="1" w:tentative="1">
+      <w:start w:val="1"/>
+      <w:numFmt w:val="bullet"/>
+      <w:lvlText w:val="o"/>
+      <w:lvlJc w:val="left"/>
+      <w:pPr>
+        <w:tabs>
+          <w:tab w:val="num" w:pos="1440"/>
+        </w:tabs>
+        <w:ind w:left="1440" w:hanging="360"/>
+      </w:pPr>
+      <w:rPr>
+        <w:rFonts w:ascii="Courier New" w:hAnsi="Courier New" w:hint="default"/>
+        <w:sz w:val="20"/>
+      </w:rPr>
+    </w:lvl>
+    <w:lvl w:ilvl="2" w:tentative="1">
+      <w:start w:val="1"/>
+      <w:numFmt w:val="bullet"/>
+      <w:lvlText w:val=""/>
+      <w:lvlJc w:val="left"/>
+      <w:pPr>
+        <w:tabs>
+          <w:tab w:val="num" w:pos="2160"/>
+        </w:tabs>
+        <w:ind w:left="2160" w:hanging="360"/>
+      </w:pPr>
+      <w:rPr>
+        <w:rFonts w:ascii="Wingdings" w:hAnsi="Wingdings" w:hint="default"/>
+        <w:sz w:val="20"/>
+      </w:rPr>
+    </w:lvl>
+    <w:lvl w:ilvl="3" w:tentative="1">
+      <w:start w:val="1"/>
+      <w:numFmt w:val="bullet"/>
+      <w:lvlText w:val=""/>
+      <w:lvlJc w:val="left"/>
+      <w:pPr>
+        <w:tabs>
+          <w:tab w:val="num" w:pos="2880"/>
+        </w:tabs>
+        <w:ind w:left="2880" w:hanging="360"/>
+      </w:pPr>
+      <w:rPr>
+        <w:rFonts w:ascii="Wingdings" w:hAnsi="Wingdings" w:hint="default"/>
+        <w:sz w:val="20"/>
+      </w:rPr>
+    </w:lvl>
+    <w:lvl w:ilvl="4" w:tentative="1">
+      <w:start w:val="1"/>
+      <w:numFmt w:val="bullet"/>
+      <w:lvlText w:val=""/>
+      <w:lvlJc w:val="left"/>
+      <w:pPr>
+        <w:tabs>
+          <w:tab w:val="num" w:pos="3600"/>
+        </w:tabs>
+        <w:ind w:left="3600" w:hanging="360"/>
+      </w:pPr>
+      <w:rPr>
+        <w:rFonts w:ascii="Wingdings" w:hAnsi="Wingdings" w:hint="default"/>
+        <w:sz w:val="20"/>
+      </w:rPr>
+    </w:lvl>
+    <w:lvl w:ilvl="5" w:tentative="1">
+      <w:start w:val="1"/>
+      <w:numFmt w:val="bullet"/>
+      <w:lvlText w:val=""/>
+      <w:lvlJc w:val="left"/>
+      <w:pPr>
+        <w:tabs>
+          <w:tab w:val="num" w:pos="4320"/>
+        </w:tabs>
+        <w:ind w:left="4320" w:hanging="360"/>
+      </w:pPr>
+      <w:rPr>
+        <w:rFonts w:ascii="Wingdings" w:hAnsi="Wingdings" w:hint="default"/>
+        <w:sz w:val="20"/>
+      </w:rPr>
+    </w:lvl>
+    <w:lvl w:ilvl="6" w:tentative="1">
+      <w:start w:val="1"/>
+      <w:numFmt w:val="bullet"/>
+      <w:lvlText w:val=""/>
+      <w:lvlJc w:val="left"/>
+      <w:pPr>
+        <w:tabs>
+          <w:tab w:val="num" w:pos="5040"/>
+        </w:tabs>
+        <w:ind w:left="5040" w:hanging="360"/>
+      </w:pPr>
+      <w:rPr>
+        <w:rFonts w:ascii="Wingdings" w:hAnsi="Wingdings" w:hint="default"/>
+        <w:sz w:val="20"/>
+      </w:rPr>
+    </w:lvl>
+    <w:lvl w:ilvl="7" w:tentative="1">
+      <w:start w:val="1"/>
+      <w:numFmt w:val="bullet"/>
+      <w:lvlText w:val=""/>
+      <w:lvlJc w:val="left"/>
+      <w:pPr>
+        <w:tabs>
+          <w:tab w:val="num" w:pos="5760"/>
+        </w:tabs>
+        <w:ind w:left="5760" w:hanging="360"/>
+      </w:pPr>
+      <w:rPr>
+        <w:rFonts w:ascii="Wingdings" w:hAnsi="Wingdings" w:hint="default"/>
+        <w:sz w:val="20"/>
+      </w:rPr>
+    </w:lvl>
+    <w:lvl w:ilvl="8" w:tentative="1">
+      <w:start w:val="1"/>
+      <w:numFmt w:val="bullet"/>
+      <w:lvlText w:val=""/>
+      <w:lvlJc w:val="left"/>
+      <w:pPr>
+        <w:tabs>
+          <w:tab w:val="num" w:pos="6480"/>
+        </w:tabs>
+        <w:ind w:left="6480" w:hanging="360"/>
+      </w:pPr>
+      <w:rPr>
+        <w:rFonts w:ascii="Wingdings" w:hAnsi="Wingdings" w:hint="default"/>
+        <w:sz w:val="20"/>
+      </w:rPr>
+    </w:lvl>
+  </w:abstractNum>
+  <w:abstractNum w:abstractNumId="8">
+    <w:nsid w:val="22361F73"/>
+    <w:multiLevelType w:val="multilevel"/>
+    <w:tmpl w:val="59D4A9C4"/>
     <w:lvl w:ilvl="0">
       <w:start w:val="1"/>
       <w:numFmt w:val="bullet"/>
@@ -21852,10 +25218,10 @@
       </w:rPr>
     </w:lvl>
   </w:abstractNum>
-  <w:abstractNum w:abstractNumId="7">
-    <w:nsid w:val="32C62313"/>
+  <w:abstractNum w:abstractNumId="9">
+    <w:nsid w:val="23D143B3"/>
     <w:multiLevelType w:val="multilevel"/>
-    <w:tmpl w:val="6C16E09A"/>
+    <w:tmpl w:val="BCB4D512"/>
     <w:lvl w:ilvl="0">
       <w:start w:val="1"/>
       <w:numFmt w:val="bullet"/>
@@ -22001,10 +25367,10 @@
       </w:rPr>
     </w:lvl>
   </w:abstractNum>
-  <w:abstractNum w:abstractNumId="8">
-    <w:nsid w:val="4C65729B"/>
+  <w:abstractNum w:abstractNumId="10">
+    <w:nsid w:val="24D7158B"/>
     <w:multiLevelType w:val="multilevel"/>
-    <w:tmpl w:val="F00A30CC"/>
+    <w:tmpl w:val="6ADE5D52"/>
     <w:lvl w:ilvl="0">
       <w:start w:val="1"/>
       <w:numFmt w:val="bullet"/>
@@ -22150,10 +25516,10 @@
       </w:rPr>
     </w:lvl>
   </w:abstractNum>
-  <w:abstractNum w:abstractNumId="9">
-    <w:nsid w:val="583250B3"/>
+  <w:abstractNum w:abstractNumId="11">
+    <w:nsid w:val="29734874"/>
     <w:multiLevelType w:val="multilevel"/>
-    <w:tmpl w:val="36B673F4"/>
+    <w:tmpl w:val="7A824F26"/>
     <w:lvl w:ilvl="0">
       <w:start w:val="1"/>
       <w:numFmt w:val="bullet"/>
@@ -22299,10 +25665,159 @@
       </w:rPr>
     </w:lvl>
   </w:abstractNum>
-  <w:abstractNum w:abstractNumId="10">
-    <w:nsid w:val="5AB474CC"/>
+  <w:abstractNum w:abstractNumId="12">
+    <w:nsid w:val="2F656992"/>
     <w:multiLevelType w:val="multilevel"/>
-    <w:tmpl w:val="16729564"/>
+    <w:tmpl w:val="826AC508"/>
+    <w:lvl w:ilvl="0">
+      <w:start w:val="1"/>
+      <w:numFmt w:val="bullet"/>
+      <w:lvlText w:val=""/>
+      <w:lvlJc w:val="left"/>
+      <w:pPr>
+        <w:tabs>
+          <w:tab w:val="num" w:pos="720"/>
+        </w:tabs>
+        <w:ind w:left="720" w:hanging="360"/>
+      </w:pPr>
+      <w:rPr>
+        <w:rFonts w:ascii="Symbol" w:hAnsi="Symbol" w:hint="default"/>
+        <w:sz w:val="20"/>
+      </w:rPr>
+    </w:lvl>
+    <w:lvl w:ilvl="1">
+      <w:start w:val="1"/>
+      <w:numFmt w:val="bullet"/>
+      <w:lvlText w:val="o"/>
+      <w:lvlJc w:val="left"/>
+      <w:pPr>
+        <w:tabs>
+          <w:tab w:val="num" w:pos="1440"/>
+        </w:tabs>
+        <w:ind w:left="1440" w:hanging="360"/>
+      </w:pPr>
+      <w:rPr>
+        <w:rFonts w:ascii="Courier New" w:hAnsi="Courier New" w:hint="default"/>
+        <w:sz w:val="20"/>
+      </w:rPr>
+    </w:lvl>
+    <w:lvl w:ilvl="2" w:tentative="1">
+      <w:start w:val="1"/>
+      <w:numFmt w:val="bullet"/>
+      <w:lvlText w:val=""/>
+      <w:lvlJc w:val="left"/>
+      <w:pPr>
+        <w:tabs>
+          <w:tab w:val="num" w:pos="2160"/>
+        </w:tabs>
+        <w:ind w:left="2160" w:hanging="360"/>
+      </w:pPr>
+      <w:rPr>
+        <w:rFonts w:ascii="Wingdings" w:hAnsi="Wingdings" w:hint="default"/>
+        <w:sz w:val="20"/>
+      </w:rPr>
+    </w:lvl>
+    <w:lvl w:ilvl="3" w:tentative="1">
+      <w:start w:val="1"/>
+      <w:numFmt w:val="bullet"/>
+      <w:lvlText w:val=""/>
+      <w:lvlJc w:val="left"/>
+      <w:pPr>
+        <w:tabs>
+          <w:tab w:val="num" w:pos="2880"/>
+        </w:tabs>
+        <w:ind w:left="2880" w:hanging="360"/>
+      </w:pPr>
+      <w:rPr>
+        <w:rFonts w:ascii="Wingdings" w:hAnsi="Wingdings" w:hint="default"/>
+        <w:sz w:val="20"/>
+      </w:rPr>
+    </w:lvl>
+    <w:lvl w:ilvl="4" w:tentative="1">
+      <w:start w:val="1"/>
+      <w:numFmt w:val="bullet"/>
+      <w:lvlText w:val=""/>
+      <w:lvlJc w:val="left"/>
+      <w:pPr>
+        <w:tabs>
+          <w:tab w:val="num" w:pos="3600"/>
+        </w:tabs>
+        <w:ind w:left="3600" w:hanging="360"/>
+      </w:pPr>
+      <w:rPr>
+        <w:rFonts w:ascii="Wingdings" w:hAnsi="Wingdings" w:hint="default"/>
+        <w:sz w:val="20"/>
+      </w:rPr>
+    </w:lvl>
+    <w:lvl w:ilvl="5" w:tentative="1">
+      <w:start w:val="1"/>
+      <w:numFmt w:val="bullet"/>
+      <w:lvlText w:val=""/>
+      <w:lvlJc w:val="left"/>
+      <w:pPr>
+        <w:tabs>
+          <w:tab w:val="num" w:pos="4320"/>
+        </w:tabs>
+        <w:ind w:left="4320" w:hanging="360"/>
+      </w:pPr>
+      <w:rPr>
+        <w:rFonts w:ascii="Wingdings" w:hAnsi="Wingdings" w:hint="default"/>
+        <w:sz w:val="20"/>
+      </w:rPr>
+    </w:lvl>
+    <w:lvl w:ilvl="6" w:tentative="1">
+      <w:start w:val="1"/>
+      <w:numFmt w:val="bullet"/>
+      <w:lvlText w:val=""/>
+      <w:lvlJc w:val="left"/>
+      <w:pPr>
+        <w:tabs>
+          <w:tab w:val="num" w:pos="5040"/>
+        </w:tabs>
+        <w:ind w:left="5040" w:hanging="360"/>
+      </w:pPr>
+      <w:rPr>
+        <w:rFonts w:ascii="Wingdings" w:hAnsi="Wingdings" w:hint="default"/>
+        <w:sz w:val="20"/>
+      </w:rPr>
+    </w:lvl>
+    <w:lvl w:ilvl="7" w:tentative="1">
+      <w:start w:val="1"/>
+      <w:numFmt w:val="bullet"/>
+      <w:lvlText w:val=""/>
+      <w:lvlJc w:val="left"/>
+      <w:pPr>
+        <w:tabs>
+          <w:tab w:val="num" w:pos="5760"/>
+        </w:tabs>
+        <w:ind w:left="5760" w:hanging="360"/>
+      </w:pPr>
+      <w:rPr>
+        <w:rFonts w:ascii="Wingdings" w:hAnsi="Wingdings" w:hint="default"/>
+        <w:sz w:val="20"/>
+      </w:rPr>
+    </w:lvl>
+    <w:lvl w:ilvl="8" w:tentative="1">
+      <w:start w:val="1"/>
+      <w:numFmt w:val="bullet"/>
+      <w:lvlText w:val=""/>
+      <w:lvlJc w:val="left"/>
+      <w:pPr>
+        <w:tabs>
+          <w:tab w:val="num" w:pos="6480"/>
+        </w:tabs>
+        <w:ind w:left="6480" w:hanging="360"/>
+      </w:pPr>
+      <w:rPr>
+        <w:rFonts w:ascii="Wingdings" w:hAnsi="Wingdings" w:hint="default"/>
+        <w:sz w:val="20"/>
+      </w:rPr>
+    </w:lvl>
+  </w:abstractNum>
+  <w:abstractNum w:abstractNumId="13">
+    <w:nsid w:val="32C62313"/>
+    <w:multiLevelType w:val="multilevel"/>
+    <w:tmpl w:val="6C16E09A"/>
     <w:lvl w:ilvl="0">
       <w:start w:val="1"/>
       <w:numFmt w:val="bullet"/>
@@ -22448,10 +25963,10 @@
       </w:rPr>
     </w:lvl>
   </w:abstractNum>
-  <w:abstractNum w:abstractNumId="11">
-    <w:nsid w:val="5F3371FD"/>
+  <w:abstractNum w:abstractNumId="14">
+    <w:nsid w:val="47530AE9"/>
     <w:multiLevelType w:val="multilevel"/>
-    <w:tmpl w:val="78C4576C"/>
+    <w:tmpl w:val="811C7656"/>
     <w:lvl w:ilvl="0">
       <w:start w:val="1"/>
       <w:numFmt w:val="bullet"/>
@@ -22597,10 +26112,159 @@
       </w:rPr>
     </w:lvl>
   </w:abstractNum>
-  <w:abstractNum w:abstractNumId="12">
-    <w:nsid w:val="78E83D3A"/>
+  <w:abstractNum w:abstractNumId="15">
+    <w:nsid w:val="4A7B16D4"/>
     <w:multiLevelType w:val="multilevel"/>
-    <w:tmpl w:val="380687CE"/>
+    <w:tmpl w:val="E4FC41C2"/>
+    <w:lvl w:ilvl="0">
+      <w:start w:val="1"/>
+      <w:numFmt w:val="bullet"/>
+      <w:lvlText w:val=""/>
+      <w:lvlJc w:val="left"/>
+      <w:pPr>
+        <w:tabs>
+          <w:tab w:val="num" w:pos="720"/>
+        </w:tabs>
+        <w:ind w:left="720" w:hanging="360"/>
+      </w:pPr>
+      <w:rPr>
+        <w:rFonts w:ascii="Symbol" w:hAnsi="Symbol" w:hint="default"/>
+        <w:sz w:val="20"/>
+      </w:rPr>
+    </w:lvl>
+    <w:lvl w:ilvl="1">
+      <w:start w:val="1"/>
+      <w:numFmt w:val="bullet"/>
+      <w:lvlText w:val="o"/>
+      <w:lvlJc w:val="left"/>
+      <w:pPr>
+        <w:tabs>
+          <w:tab w:val="num" w:pos="1440"/>
+        </w:tabs>
+        <w:ind w:left="1440" w:hanging="360"/>
+      </w:pPr>
+      <w:rPr>
+        <w:rFonts w:ascii="Courier New" w:hAnsi="Courier New" w:hint="default"/>
+        <w:sz w:val="20"/>
+      </w:rPr>
+    </w:lvl>
+    <w:lvl w:ilvl="2" w:tentative="1">
+      <w:start w:val="1"/>
+      <w:numFmt w:val="bullet"/>
+      <w:lvlText w:val=""/>
+      <w:lvlJc w:val="left"/>
+      <w:pPr>
+        <w:tabs>
+          <w:tab w:val="num" w:pos="2160"/>
+        </w:tabs>
+        <w:ind w:left="2160" w:hanging="360"/>
+      </w:pPr>
+      <w:rPr>
+        <w:rFonts w:ascii="Wingdings" w:hAnsi="Wingdings" w:hint="default"/>
+        <w:sz w:val="20"/>
+      </w:rPr>
+    </w:lvl>
+    <w:lvl w:ilvl="3" w:tentative="1">
+      <w:start w:val="1"/>
+      <w:numFmt w:val="bullet"/>
+      <w:lvlText w:val=""/>
+      <w:lvlJc w:val="left"/>
+      <w:pPr>
+        <w:tabs>
+          <w:tab w:val="num" w:pos="2880"/>
+        </w:tabs>
+        <w:ind w:left="2880" w:hanging="360"/>
+      </w:pPr>
+      <w:rPr>
+        <w:rFonts w:ascii="Wingdings" w:hAnsi="Wingdings" w:hint="default"/>
+        <w:sz w:val="20"/>
+      </w:rPr>
+    </w:lvl>
+    <w:lvl w:ilvl="4" w:tentative="1">
+      <w:start w:val="1"/>
+      <w:numFmt w:val="bullet"/>
+      <w:lvlText w:val=""/>
+      <w:lvlJc w:val="left"/>
+      <w:pPr>
+        <w:tabs>
+          <w:tab w:val="num" w:pos="3600"/>
+        </w:tabs>
+        <w:ind w:left="3600" w:hanging="360"/>
+      </w:pPr>
+      <w:rPr>
+        <w:rFonts w:ascii="Wingdings" w:hAnsi="Wingdings" w:hint="default"/>
+        <w:sz w:val="20"/>
+      </w:rPr>
+    </w:lvl>
+    <w:lvl w:ilvl="5" w:tentative="1">
+      <w:start w:val="1"/>
+      <w:numFmt w:val="bullet"/>
+      <w:lvlText w:val=""/>
+      <w:lvlJc w:val="left"/>
+      <w:pPr>
+        <w:tabs>
+          <w:tab w:val="num" w:pos="4320"/>
+        </w:tabs>
+        <w:ind w:left="4320" w:hanging="360"/>
+      </w:pPr>
+      <w:rPr>
+        <w:rFonts w:ascii="Wingdings" w:hAnsi="Wingdings" w:hint="default"/>
+        <w:sz w:val="20"/>
+      </w:rPr>
+    </w:lvl>
+    <w:lvl w:ilvl="6" w:tentative="1">
+      <w:start w:val="1"/>
+      <w:numFmt w:val="bullet"/>
+      <w:lvlText w:val=""/>
+      <w:lvlJc w:val="left"/>
+      <w:pPr>
+        <w:tabs>
+          <w:tab w:val="num" w:pos="5040"/>
+        </w:tabs>
+        <w:ind w:left="5040" w:hanging="360"/>
+      </w:pPr>
+      <w:rPr>
+        <w:rFonts w:ascii="Wingdings" w:hAnsi="Wingdings" w:hint="default"/>
+        <w:sz w:val="20"/>
+      </w:rPr>
+    </w:lvl>
+    <w:lvl w:ilvl="7" w:tentative="1">
+      <w:start w:val="1"/>
+      <w:numFmt w:val="bullet"/>
+      <w:lvlText w:val=""/>
+      <w:lvlJc w:val="left"/>
+      <w:pPr>
+        <w:tabs>
+          <w:tab w:val="num" w:pos="5760"/>
+        </w:tabs>
+        <w:ind w:left="5760" w:hanging="360"/>
+      </w:pPr>
+      <w:rPr>
+        <w:rFonts w:ascii="Wingdings" w:hAnsi="Wingdings" w:hint="default"/>
+        <w:sz w:val="20"/>
+      </w:rPr>
+    </w:lvl>
+    <w:lvl w:ilvl="8" w:tentative="1">
+      <w:start w:val="1"/>
+      <w:numFmt w:val="bullet"/>
+      <w:lvlText w:val=""/>
+      <w:lvlJc w:val="left"/>
+      <w:pPr>
+        <w:tabs>
+          <w:tab w:val="num" w:pos="6480"/>
+        </w:tabs>
+        <w:ind w:left="6480" w:hanging="360"/>
+      </w:pPr>
+      <w:rPr>
+        <w:rFonts w:ascii="Wingdings" w:hAnsi="Wingdings" w:hint="default"/>
+        <w:sz w:val="20"/>
+      </w:rPr>
+    </w:lvl>
+  </w:abstractNum>
+  <w:abstractNum w:abstractNumId="16">
+    <w:nsid w:val="4C65729B"/>
+    <w:multiLevelType w:val="multilevel"/>
+    <w:tmpl w:val="F00A30CC"/>
     <w:lvl w:ilvl="0">
       <w:start w:val="1"/>
       <w:numFmt w:val="bullet"/>
@@ -22746,10 +26410,10 @@
       </w:rPr>
     </w:lvl>
   </w:abstractNum>
-  <w:abstractNum w:abstractNumId="13">
-    <w:nsid w:val="7E4F7AE5"/>
+  <w:abstractNum w:abstractNumId="17">
+    <w:nsid w:val="53646C26"/>
     <w:multiLevelType w:val="multilevel"/>
-    <w:tmpl w:val="D72AEE0E"/>
+    <w:tmpl w:val="662653FA"/>
     <w:lvl w:ilvl="0">
       <w:start w:val="1"/>
       <w:numFmt w:val="bullet"/>
@@ -22895,47 +26559,1427 @@
       </w:rPr>
     </w:lvl>
   </w:abstractNum>
+  <w:abstractNum w:abstractNumId="18">
+    <w:nsid w:val="583250B3"/>
+    <w:multiLevelType w:val="multilevel"/>
+    <w:tmpl w:val="36B673F4"/>
+    <w:lvl w:ilvl="0">
+      <w:start w:val="1"/>
+      <w:numFmt w:val="bullet"/>
+      <w:lvlText w:val=""/>
+      <w:lvlJc w:val="left"/>
+      <w:pPr>
+        <w:tabs>
+          <w:tab w:val="num" w:pos="720"/>
+        </w:tabs>
+        <w:ind w:left="720" w:hanging="360"/>
+      </w:pPr>
+      <w:rPr>
+        <w:rFonts w:ascii="Symbol" w:hAnsi="Symbol" w:hint="default"/>
+        <w:sz w:val="20"/>
+      </w:rPr>
+    </w:lvl>
+    <w:lvl w:ilvl="1" w:tentative="1">
+      <w:start w:val="1"/>
+      <w:numFmt w:val="bullet"/>
+      <w:lvlText w:val="o"/>
+      <w:lvlJc w:val="left"/>
+      <w:pPr>
+        <w:tabs>
+          <w:tab w:val="num" w:pos="1440"/>
+        </w:tabs>
+        <w:ind w:left="1440" w:hanging="360"/>
+      </w:pPr>
+      <w:rPr>
+        <w:rFonts w:ascii="Courier New" w:hAnsi="Courier New" w:hint="default"/>
+        <w:sz w:val="20"/>
+      </w:rPr>
+    </w:lvl>
+    <w:lvl w:ilvl="2" w:tentative="1">
+      <w:start w:val="1"/>
+      <w:numFmt w:val="bullet"/>
+      <w:lvlText w:val=""/>
+      <w:lvlJc w:val="left"/>
+      <w:pPr>
+        <w:tabs>
+          <w:tab w:val="num" w:pos="2160"/>
+        </w:tabs>
+        <w:ind w:left="2160" w:hanging="360"/>
+      </w:pPr>
+      <w:rPr>
+        <w:rFonts w:ascii="Wingdings" w:hAnsi="Wingdings" w:hint="default"/>
+        <w:sz w:val="20"/>
+      </w:rPr>
+    </w:lvl>
+    <w:lvl w:ilvl="3" w:tentative="1">
+      <w:start w:val="1"/>
+      <w:numFmt w:val="bullet"/>
+      <w:lvlText w:val=""/>
+      <w:lvlJc w:val="left"/>
+      <w:pPr>
+        <w:tabs>
+          <w:tab w:val="num" w:pos="2880"/>
+        </w:tabs>
+        <w:ind w:left="2880" w:hanging="360"/>
+      </w:pPr>
+      <w:rPr>
+        <w:rFonts w:ascii="Wingdings" w:hAnsi="Wingdings" w:hint="default"/>
+        <w:sz w:val="20"/>
+      </w:rPr>
+    </w:lvl>
+    <w:lvl w:ilvl="4" w:tentative="1">
+      <w:start w:val="1"/>
+      <w:numFmt w:val="bullet"/>
+      <w:lvlText w:val=""/>
+      <w:lvlJc w:val="left"/>
+      <w:pPr>
+        <w:tabs>
+          <w:tab w:val="num" w:pos="3600"/>
+        </w:tabs>
+        <w:ind w:left="3600" w:hanging="360"/>
+      </w:pPr>
+      <w:rPr>
+        <w:rFonts w:ascii="Wingdings" w:hAnsi="Wingdings" w:hint="default"/>
+        <w:sz w:val="20"/>
+      </w:rPr>
+    </w:lvl>
+    <w:lvl w:ilvl="5" w:tentative="1">
+      <w:start w:val="1"/>
+      <w:numFmt w:val="bullet"/>
+      <w:lvlText w:val=""/>
+      <w:lvlJc w:val="left"/>
+      <w:pPr>
+        <w:tabs>
+          <w:tab w:val="num" w:pos="4320"/>
+        </w:tabs>
+        <w:ind w:left="4320" w:hanging="360"/>
+      </w:pPr>
+      <w:rPr>
+        <w:rFonts w:ascii="Wingdings" w:hAnsi="Wingdings" w:hint="default"/>
+        <w:sz w:val="20"/>
+      </w:rPr>
+    </w:lvl>
+    <w:lvl w:ilvl="6" w:tentative="1">
+      <w:start w:val="1"/>
+      <w:numFmt w:val="bullet"/>
+      <w:lvlText w:val=""/>
+      <w:lvlJc w:val="left"/>
+      <w:pPr>
+        <w:tabs>
+          <w:tab w:val="num" w:pos="5040"/>
+        </w:tabs>
+        <w:ind w:left="5040" w:hanging="360"/>
+      </w:pPr>
+      <w:rPr>
+        <w:rFonts w:ascii="Wingdings" w:hAnsi="Wingdings" w:hint="default"/>
+        <w:sz w:val="20"/>
+      </w:rPr>
+    </w:lvl>
+    <w:lvl w:ilvl="7" w:tentative="1">
+      <w:start w:val="1"/>
+      <w:numFmt w:val="bullet"/>
+      <w:lvlText w:val=""/>
+      <w:lvlJc w:val="left"/>
+      <w:pPr>
+        <w:tabs>
+          <w:tab w:val="num" w:pos="5760"/>
+        </w:tabs>
+        <w:ind w:left="5760" w:hanging="360"/>
+      </w:pPr>
+      <w:rPr>
+        <w:rFonts w:ascii="Wingdings" w:hAnsi="Wingdings" w:hint="default"/>
+        <w:sz w:val="20"/>
+      </w:rPr>
+    </w:lvl>
+    <w:lvl w:ilvl="8" w:tentative="1">
+      <w:start w:val="1"/>
+      <w:numFmt w:val="bullet"/>
+      <w:lvlText w:val=""/>
+      <w:lvlJc w:val="left"/>
+      <w:pPr>
+        <w:tabs>
+          <w:tab w:val="num" w:pos="6480"/>
+        </w:tabs>
+        <w:ind w:left="6480" w:hanging="360"/>
+      </w:pPr>
+      <w:rPr>
+        <w:rFonts w:ascii="Wingdings" w:hAnsi="Wingdings" w:hint="default"/>
+        <w:sz w:val="20"/>
+      </w:rPr>
+    </w:lvl>
+  </w:abstractNum>
+  <w:abstractNum w:abstractNumId="19">
+    <w:nsid w:val="5AB474CC"/>
+    <w:multiLevelType w:val="multilevel"/>
+    <w:tmpl w:val="16729564"/>
+    <w:lvl w:ilvl="0">
+      <w:start w:val="1"/>
+      <w:numFmt w:val="bullet"/>
+      <w:lvlText w:val=""/>
+      <w:lvlJc w:val="left"/>
+      <w:pPr>
+        <w:tabs>
+          <w:tab w:val="num" w:pos="720"/>
+        </w:tabs>
+        <w:ind w:left="720" w:hanging="360"/>
+      </w:pPr>
+      <w:rPr>
+        <w:rFonts w:ascii="Symbol" w:hAnsi="Symbol" w:hint="default"/>
+        <w:sz w:val="20"/>
+      </w:rPr>
+    </w:lvl>
+    <w:lvl w:ilvl="1" w:tentative="1">
+      <w:start w:val="1"/>
+      <w:numFmt w:val="bullet"/>
+      <w:lvlText w:val="o"/>
+      <w:lvlJc w:val="left"/>
+      <w:pPr>
+        <w:tabs>
+          <w:tab w:val="num" w:pos="1440"/>
+        </w:tabs>
+        <w:ind w:left="1440" w:hanging="360"/>
+      </w:pPr>
+      <w:rPr>
+        <w:rFonts w:ascii="Courier New" w:hAnsi="Courier New" w:hint="default"/>
+        <w:sz w:val="20"/>
+      </w:rPr>
+    </w:lvl>
+    <w:lvl w:ilvl="2" w:tentative="1">
+      <w:start w:val="1"/>
+      <w:numFmt w:val="bullet"/>
+      <w:lvlText w:val=""/>
+      <w:lvlJc w:val="left"/>
+      <w:pPr>
+        <w:tabs>
+          <w:tab w:val="num" w:pos="2160"/>
+        </w:tabs>
+        <w:ind w:left="2160" w:hanging="360"/>
+      </w:pPr>
+      <w:rPr>
+        <w:rFonts w:ascii="Wingdings" w:hAnsi="Wingdings" w:hint="default"/>
+        <w:sz w:val="20"/>
+      </w:rPr>
+    </w:lvl>
+    <w:lvl w:ilvl="3" w:tentative="1">
+      <w:start w:val="1"/>
+      <w:numFmt w:val="bullet"/>
+      <w:lvlText w:val=""/>
+      <w:lvlJc w:val="left"/>
+      <w:pPr>
+        <w:tabs>
+          <w:tab w:val="num" w:pos="2880"/>
+        </w:tabs>
+        <w:ind w:left="2880" w:hanging="360"/>
+      </w:pPr>
+      <w:rPr>
+        <w:rFonts w:ascii="Wingdings" w:hAnsi="Wingdings" w:hint="default"/>
+        <w:sz w:val="20"/>
+      </w:rPr>
+    </w:lvl>
+    <w:lvl w:ilvl="4" w:tentative="1">
+      <w:start w:val="1"/>
+      <w:numFmt w:val="bullet"/>
+      <w:lvlText w:val=""/>
+      <w:lvlJc w:val="left"/>
+      <w:pPr>
+        <w:tabs>
+          <w:tab w:val="num" w:pos="3600"/>
+        </w:tabs>
+        <w:ind w:left="3600" w:hanging="360"/>
+      </w:pPr>
+      <w:rPr>
+        <w:rFonts w:ascii="Wingdings" w:hAnsi="Wingdings" w:hint="default"/>
+        <w:sz w:val="20"/>
+      </w:rPr>
+    </w:lvl>
+    <w:lvl w:ilvl="5" w:tentative="1">
+      <w:start w:val="1"/>
+      <w:numFmt w:val="bullet"/>
+      <w:lvlText w:val=""/>
+      <w:lvlJc w:val="left"/>
+      <w:pPr>
+        <w:tabs>
+          <w:tab w:val="num" w:pos="4320"/>
+        </w:tabs>
+        <w:ind w:left="4320" w:hanging="360"/>
+      </w:pPr>
+      <w:rPr>
+        <w:rFonts w:ascii="Wingdings" w:hAnsi="Wingdings" w:hint="default"/>
+        <w:sz w:val="20"/>
+      </w:rPr>
+    </w:lvl>
+    <w:lvl w:ilvl="6" w:tentative="1">
+      <w:start w:val="1"/>
+      <w:numFmt w:val="bullet"/>
+      <w:lvlText w:val=""/>
+      <w:lvlJc w:val="left"/>
+      <w:pPr>
+        <w:tabs>
+          <w:tab w:val="num" w:pos="5040"/>
+        </w:tabs>
+        <w:ind w:left="5040" w:hanging="360"/>
+      </w:pPr>
+      <w:rPr>
+        <w:rFonts w:ascii="Wingdings" w:hAnsi="Wingdings" w:hint="default"/>
+        <w:sz w:val="20"/>
+      </w:rPr>
+    </w:lvl>
+    <w:lvl w:ilvl="7" w:tentative="1">
+      <w:start w:val="1"/>
+      <w:numFmt w:val="bullet"/>
+      <w:lvlText w:val=""/>
+      <w:lvlJc w:val="left"/>
+      <w:pPr>
+        <w:tabs>
+          <w:tab w:val="num" w:pos="5760"/>
+        </w:tabs>
+        <w:ind w:left="5760" w:hanging="360"/>
+      </w:pPr>
+      <w:rPr>
+        <w:rFonts w:ascii="Wingdings" w:hAnsi="Wingdings" w:hint="default"/>
+        <w:sz w:val="20"/>
+      </w:rPr>
+    </w:lvl>
+    <w:lvl w:ilvl="8" w:tentative="1">
+      <w:start w:val="1"/>
+      <w:numFmt w:val="bullet"/>
+      <w:lvlText w:val=""/>
+      <w:lvlJc w:val="left"/>
+      <w:pPr>
+        <w:tabs>
+          <w:tab w:val="num" w:pos="6480"/>
+        </w:tabs>
+        <w:ind w:left="6480" w:hanging="360"/>
+      </w:pPr>
+      <w:rPr>
+        <w:rFonts w:ascii="Wingdings" w:hAnsi="Wingdings" w:hint="default"/>
+        <w:sz w:val="20"/>
+      </w:rPr>
+    </w:lvl>
+  </w:abstractNum>
+  <w:abstractNum w:abstractNumId="20">
+    <w:nsid w:val="5E8D12BA"/>
+    <w:multiLevelType w:val="multilevel"/>
+    <w:tmpl w:val="36F0EEE0"/>
+    <w:lvl w:ilvl="0">
+      <w:start w:val="1"/>
+      <w:numFmt w:val="bullet"/>
+      <w:lvlText w:val=""/>
+      <w:lvlJc w:val="left"/>
+      <w:pPr>
+        <w:tabs>
+          <w:tab w:val="num" w:pos="720"/>
+        </w:tabs>
+        <w:ind w:left="720" w:hanging="360"/>
+      </w:pPr>
+      <w:rPr>
+        <w:rFonts w:ascii="Symbol" w:hAnsi="Symbol" w:hint="default"/>
+        <w:sz w:val="20"/>
+      </w:rPr>
+    </w:lvl>
+    <w:lvl w:ilvl="1" w:tentative="1">
+      <w:start w:val="1"/>
+      <w:numFmt w:val="bullet"/>
+      <w:lvlText w:val="o"/>
+      <w:lvlJc w:val="left"/>
+      <w:pPr>
+        <w:tabs>
+          <w:tab w:val="num" w:pos="1440"/>
+        </w:tabs>
+        <w:ind w:left="1440" w:hanging="360"/>
+      </w:pPr>
+      <w:rPr>
+        <w:rFonts w:ascii="Courier New" w:hAnsi="Courier New" w:hint="default"/>
+        <w:sz w:val="20"/>
+      </w:rPr>
+    </w:lvl>
+    <w:lvl w:ilvl="2" w:tentative="1">
+      <w:start w:val="1"/>
+      <w:numFmt w:val="bullet"/>
+      <w:lvlText w:val=""/>
+      <w:lvlJc w:val="left"/>
+      <w:pPr>
+        <w:tabs>
+          <w:tab w:val="num" w:pos="2160"/>
+        </w:tabs>
+        <w:ind w:left="2160" w:hanging="360"/>
+      </w:pPr>
+      <w:rPr>
+        <w:rFonts w:ascii="Wingdings" w:hAnsi="Wingdings" w:hint="default"/>
+        <w:sz w:val="20"/>
+      </w:rPr>
+    </w:lvl>
+    <w:lvl w:ilvl="3" w:tentative="1">
+      <w:start w:val="1"/>
+      <w:numFmt w:val="bullet"/>
+      <w:lvlText w:val=""/>
+      <w:lvlJc w:val="left"/>
+      <w:pPr>
+        <w:tabs>
+          <w:tab w:val="num" w:pos="2880"/>
+        </w:tabs>
+        <w:ind w:left="2880" w:hanging="360"/>
+      </w:pPr>
+      <w:rPr>
+        <w:rFonts w:ascii="Wingdings" w:hAnsi="Wingdings" w:hint="default"/>
+        <w:sz w:val="20"/>
+      </w:rPr>
+    </w:lvl>
+    <w:lvl w:ilvl="4" w:tentative="1">
+      <w:start w:val="1"/>
+      <w:numFmt w:val="bullet"/>
+      <w:lvlText w:val=""/>
+      <w:lvlJc w:val="left"/>
+      <w:pPr>
+        <w:tabs>
+          <w:tab w:val="num" w:pos="3600"/>
+        </w:tabs>
+        <w:ind w:left="3600" w:hanging="360"/>
+      </w:pPr>
+      <w:rPr>
+        <w:rFonts w:ascii="Wingdings" w:hAnsi="Wingdings" w:hint="default"/>
+        <w:sz w:val="20"/>
+      </w:rPr>
+    </w:lvl>
+    <w:lvl w:ilvl="5" w:tentative="1">
+      <w:start w:val="1"/>
+      <w:numFmt w:val="bullet"/>
+      <w:lvlText w:val=""/>
+      <w:lvlJc w:val="left"/>
+      <w:pPr>
+        <w:tabs>
+          <w:tab w:val="num" w:pos="4320"/>
+        </w:tabs>
+        <w:ind w:left="4320" w:hanging="360"/>
+      </w:pPr>
+      <w:rPr>
+        <w:rFonts w:ascii="Wingdings" w:hAnsi="Wingdings" w:hint="default"/>
+        <w:sz w:val="20"/>
+      </w:rPr>
+    </w:lvl>
+    <w:lvl w:ilvl="6" w:tentative="1">
+      <w:start w:val="1"/>
+      <w:numFmt w:val="bullet"/>
+      <w:lvlText w:val=""/>
+      <w:lvlJc w:val="left"/>
+      <w:pPr>
+        <w:tabs>
+          <w:tab w:val="num" w:pos="5040"/>
+        </w:tabs>
+        <w:ind w:left="5040" w:hanging="360"/>
+      </w:pPr>
+      <w:rPr>
+        <w:rFonts w:ascii="Wingdings" w:hAnsi="Wingdings" w:hint="default"/>
+        <w:sz w:val="20"/>
+      </w:rPr>
+    </w:lvl>
+    <w:lvl w:ilvl="7" w:tentative="1">
+      <w:start w:val="1"/>
+      <w:numFmt w:val="bullet"/>
+      <w:lvlText w:val=""/>
+      <w:lvlJc w:val="left"/>
+      <w:pPr>
+        <w:tabs>
+          <w:tab w:val="num" w:pos="5760"/>
+        </w:tabs>
+        <w:ind w:left="5760" w:hanging="360"/>
+      </w:pPr>
+      <w:rPr>
+        <w:rFonts w:ascii="Wingdings" w:hAnsi="Wingdings" w:hint="default"/>
+        <w:sz w:val="20"/>
+      </w:rPr>
+    </w:lvl>
+    <w:lvl w:ilvl="8" w:tentative="1">
+      <w:start w:val="1"/>
+      <w:numFmt w:val="bullet"/>
+      <w:lvlText w:val=""/>
+      <w:lvlJc w:val="left"/>
+      <w:pPr>
+        <w:tabs>
+          <w:tab w:val="num" w:pos="6480"/>
+        </w:tabs>
+        <w:ind w:left="6480" w:hanging="360"/>
+      </w:pPr>
+      <w:rPr>
+        <w:rFonts w:ascii="Wingdings" w:hAnsi="Wingdings" w:hint="default"/>
+        <w:sz w:val="20"/>
+      </w:rPr>
+    </w:lvl>
+  </w:abstractNum>
+  <w:abstractNum w:abstractNumId="21">
+    <w:nsid w:val="5F3371FD"/>
+    <w:multiLevelType w:val="multilevel"/>
+    <w:tmpl w:val="78C4576C"/>
+    <w:lvl w:ilvl="0">
+      <w:start w:val="1"/>
+      <w:numFmt w:val="bullet"/>
+      <w:lvlText w:val=""/>
+      <w:lvlJc w:val="left"/>
+      <w:pPr>
+        <w:tabs>
+          <w:tab w:val="num" w:pos="720"/>
+        </w:tabs>
+        <w:ind w:left="720" w:hanging="360"/>
+      </w:pPr>
+      <w:rPr>
+        <w:rFonts w:ascii="Symbol" w:hAnsi="Symbol" w:hint="default"/>
+        <w:sz w:val="20"/>
+      </w:rPr>
+    </w:lvl>
+    <w:lvl w:ilvl="1" w:tentative="1">
+      <w:start w:val="1"/>
+      <w:numFmt w:val="bullet"/>
+      <w:lvlText w:val="o"/>
+      <w:lvlJc w:val="left"/>
+      <w:pPr>
+        <w:tabs>
+          <w:tab w:val="num" w:pos="1440"/>
+        </w:tabs>
+        <w:ind w:left="1440" w:hanging="360"/>
+      </w:pPr>
+      <w:rPr>
+        <w:rFonts w:ascii="Courier New" w:hAnsi="Courier New" w:hint="default"/>
+        <w:sz w:val="20"/>
+      </w:rPr>
+    </w:lvl>
+    <w:lvl w:ilvl="2" w:tentative="1">
+      <w:start w:val="1"/>
+      <w:numFmt w:val="bullet"/>
+      <w:lvlText w:val=""/>
+      <w:lvlJc w:val="left"/>
+      <w:pPr>
+        <w:tabs>
+          <w:tab w:val="num" w:pos="2160"/>
+        </w:tabs>
+        <w:ind w:left="2160" w:hanging="360"/>
+      </w:pPr>
+      <w:rPr>
+        <w:rFonts w:ascii="Wingdings" w:hAnsi="Wingdings" w:hint="default"/>
+        <w:sz w:val="20"/>
+      </w:rPr>
+    </w:lvl>
+    <w:lvl w:ilvl="3" w:tentative="1">
+      <w:start w:val="1"/>
+      <w:numFmt w:val="bullet"/>
+      <w:lvlText w:val=""/>
+      <w:lvlJc w:val="left"/>
+      <w:pPr>
+        <w:tabs>
+          <w:tab w:val="num" w:pos="2880"/>
+        </w:tabs>
+        <w:ind w:left="2880" w:hanging="360"/>
+      </w:pPr>
+      <w:rPr>
+        <w:rFonts w:ascii="Wingdings" w:hAnsi="Wingdings" w:hint="default"/>
+        <w:sz w:val="20"/>
+      </w:rPr>
+    </w:lvl>
+    <w:lvl w:ilvl="4" w:tentative="1">
+      <w:start w:val="1"/>
+      <w:numFmt w:val="bullet"/>
+      <w:lvlText w:val=""/>
+      <w:lvlJc w:val="left"/>
+      <w:pPr>
+        <w:tabs>
+          <w:tab w:val="num" w:pos="3600"/>
+        </w:tabs>
+        <w:ind w:left="3600" w:hanging="360"/>
+      </w:pPr>
+      <w:rPr>
+        <w:rFonts w:ascii="Wingdings" w:hAnsi="Wingdings" w:hint="default"/>
+        <w:sz w:val="20"/>
+      </w:rPr>
+    </w:lvl>
+    <w:lvl w:ilvl="5" w:tentative="1">
+      <w:start w:val="1"/>
+      <w:numFmt w:val="bullet"/>
+      <w:lvlText w:val=""/>
+      <w:lvlJc w:val="left"/>
+      <w:pPr>
+        <w:tabs>
+          <w:tab w:val="num" w:pos="4320"/>
+        </w:tabs>
+        <w:ind w:left="4320" w:hanging="360"/>
+      </w:pPr>
+      <w:rPr>
+        <w:rFonts w:ascii="Wingdings" w:hAnsi="Wingdings" w:hint="default"/>
+        <w:sz w:val="20"/>
+      </w:rPr>
+    </w:lvl>
+    <w:lvl w:ilvl="6" w:tentative="1">
+      <w:start w:val="1"/>
+      <w:numFmt w:val="bullet"/>
+      <w:lvlText w:val=""/>
+      <w:lvlJc w:val="left"/>
+      <w:pPr>
+        <w:tabs>
+          <w:tab w:val="num" w:pos="5040"/>
+        </w:tabs>
+        <w:ind w:left="5040" w:hanging="360"/>
+      </w:pPr>
+      <w:rPr>
+        <w:rFonts w:ascii="Wingdings" w:hAnsi="Wingdings" w:hint="default"/>
+        <w:sz w:val="20"/>
+      </w:rPr>
+    </w:lvl>
+    <w:lvl w:ilvl="7" w:tentative="1">
+      <w:start w:val="1"/>
+      <w:numFmt w:val="bullet"/>
+      <w:lvlText w:val=""/>
+      <w:lvlJc w:val="left"/>
+      <w:pPr>
+        <w:tabs>
+          <w:tab w:val="num" w:pos="5760"/>
+        </w:tabs>
+        <w:ind w:left="5760" w:hanging="360"/>
+      </w:pPr>
+      <w:rPr>
+        <w:rFonts w:ascii="Wingdings" w:hAnsi="Wingdings" w:hint="default"/>
+        <w:sz w:val="20"/>
+      </w:rPr>
+    </w:lvl>
+    <w:lvl w:ilvl="8" w:tentative="1">
+      <w:start w:val="1"/>
+      <w:numFmt w:val="bullet"/>
+      <w:lvlText w:val=""/>
+      <w:lvlJc w:val="left"/>
+      <w:pPr>
+        <w:tabs>
+          <w:tab w:val="num" w:pos="6480"/>
+        </w:tabs>
+        <w:ind w:left="6480" w:hanging="360"/>
+      </w:pPr>
+      <w:rPr>
+        <w:rFonts w:ascii="Wingdings" w:hAnsi="Wingdings" w:hint="default"/>
+        <w:sz w:val="20"/>
+      </w:rPr>
+    </w:lvl>
+  </w:abstractNum>
+  <w:abstractNum w:abstractNumId="22">
+    <w:nsid w:val="5F9F1672"/>
+    <w:multiLevelType w:val="multilevel"/>
+    <w:tmpl w:val="7E146D22"/>
+    <w:lvl w:ilvl="0">
+      <w:start w:val="1"/>
+      <w:numFmt w:val="bullet"/>
+      <w:lvlText w:val=""/>
+      <w:lvlJc w:val="left"/>
+      <w:pPr>
+        <w:tabs>
+          <w:tab w:val="num" w:pos="720"/>
+        </w:tabs>
+        <w:ind w:left="720" w:hanging="360"/>
+      </w:pPr>
+      <w:rPr>
+        <w:rFonts w:ascii="Symbol" w:hAnsi="Symbol" w:hint="default"/>
+        <w:sz w:val="20"/>
+      </w:rPr>
+    </w:lvl>
+    <w:lvl w:ilvl="1" w:tentative="1">
+      <w:start w:val="1"/>
+      <w:numFmt w:val="bullet"/>
+      <w:lvlText w:val="o"/>
+      <w:lvlJc w:val="left"/>
+      <w:pPr>
+        <w:tabs>
+          <w:tab w:val="num" w:pos="1440"/>
+        </w:tabs>
+        <w:ind w:left="1440" w:hanging="360"/>
+      </w:pPr>
+      <w:rPr>
+        <w:rFonts w:ascii="Courier New" w:hAnsi="Courier New" w:hint="default"/>
+        <w:sz w:val="20"/>
+      </w:rPr>
+    </w:lvl>
+    <w:lvl w:ilvl="2" w:tentative="1">
+      <w:start w:val="1"/>
+      <w:numFmt w:val="bullet"/>
+      <w:lvlText w:val=""/>
+      <w:lvlJc w:val="left"/>
+      <w:pPr>
+        <w:tabs>
+          <w:tab w:val="num" w:pos="2160"/>
+        </w:tabs>
+        <w:ind w:left="2160" w:hanging="360"/>
+      </w:pPr>
+      <w:rPr>
+        <w:rFonts w:ascii="Wingdings" w:hAnsi="Wingdings" w:hint="default"/>
+        <w:sz w:val="20"/>
+      </w:rPr>
+    </w:lvl>
+    <w:lvl w:ilvl="3" w:tentative="1">
+      <w:start w:val="1"/>
+      <w:numFmt w:val="bullet"/>
+      <w:lvlText w:val=""/>
+      <w:lvlJc w:val="left"/>
+      <w:pPr>
+        <w:tabs>
+          <w:tab w:val="num" w:pos="2880"/>
+        </w:tabs>
+        <w:ind w:left="2880" w:hanging="360"/>
+      </w:pPr>
+      <w:rPr>
+        <w:rFonts w:ascii="Wingdings" w:hAnsi="Wingdings" w:hint="default"/>
+        <w:sz w:val="20"/>
+      </w:rPr>
+    </w:lvl>
+    <w:lvl w:ilvl="4" w:tentative="1">
+      <w:start w:val="1"/>
+      <w:numFmt w:val="bullet"/>
+      <w:lvlText w:val=""/>
+      <w:lvlJc w:val="left"/>
+      <w:pPr>
+        <w:tabs>
+          <w:tab w:val="num" w:pos="3600"/>
+        </w:tabs>
+        <w:ind w:left="3600" w:hanging="360"/>
+      </w:pPr>
+      <w:rPr>
+        <w:rFonts w:ascii="Wingdings" w:hAnsi="Wingdings" w:hint="default"/>
+        <w:sz w:val="20"/>
+      </w:rPr>
+    </w:lvl>
+    <w:lvl w:ilvl="5" w:tentative="1">
+      <w:start w:val="1"/>
+      <w:numFmt w:val="bullet"/>
+      <w:lvlText w:val=""/>
+      <w:lvlJc w:val="left"/>
+      <w:pPr>
+        <w:tabs>
+          <w:tab w:val="num" w:pos="4320"/>
+        </w:tabs>
+        <w:ind w:left="4320" w:hanging="360"/>
+      </w:pPr>
+      <w:rPr>
+        <w:rFonts w:ascii="Wingdings" w:hAnsi="Wingdings" w:hint="default"/>
+        <w:sz w:val="20"/>
+      </w:rPr>
+    </w:lvl>
+    <w:lvl w:ilvl="6" w:tentative="1">
+      <w:start w:val="1"/>
+      <w:numFmt w:val="bullet"/>
+      <w:lvlText w:val=""/>
+      <w:lvlJc w:val="left"/>
+      <w:pPr>
+        <w:tabs>
+          <w:tab w:val="num" w:pos="5040"/>
+        </w:tabs>
+        <w:ind w:left="5040" w:hanging="360"/>
+      </w:pPr>
+      <w:rPr>
+        <w:rFonts w:ascii="Wingdings" w:hAnsi="Wingdings" w:hint="default"/>
+        <w:sz w:val="20"/>
+      </w:rPr>
+    </w:lvl>
+    <w:lvl w:ilvl="7" w:tentative="1">
+      <w:start w:val="1"/>
+      <w:numFmt w:val="bullet"/>
+      <w:lvlText w:val=""/>
+      <w:lvlJc w:val="left"/>
+      <w:pPr>
+        <w:tabs>
+          <w:tab w:val="num" w:pos="5760"/>
+        </w:tabs>
+        <w:ind w:left="5760" w:hanging="360"/>
+      </w:pPr>
+      <w:rPr>
+        <w:rFonts w:ascii="Wingdings" w:hAnsi="Wingdings" w:hint="default"/>
+        <w:sz w:val="20"/>
+      </w:rPr>
+    </w:lvl>
+    <w:lvl w:ilvl="8" w:tentative="1">
+      <w:start w:val="1"/>
+      <w:numFmt w:val="bullet"/>
+      <w:lvlText w:val=""/>
+      <w:lvlJc w:val="left"/>
+      <w:pPr>
+        <w:tabs>
+          <w:tab w:val="num" w:pos="6480"/>
+        </w:tabs>
+        <w:ind w:left="6480" w:hanging="360"/>
+      </w:pPr>
+      <w:rPr>
+        <w:rFonts w:ascii="Wingdings" w:hAnsi="Wingdings" w:hint="default"/>
+        <w:sz w:val="20"/>
+      </w:rPr>
+    </w:lvl>
+  </w:abstractNum>
+  <w:abstractNum w:abstractNumId="23">
+    <w:nsid w:val="608B0DA1"/>
+    <w:multiLevelType w:val="multilevel"/>
+    <w:tmpl w:val="1F00AB72"/>
+    <w:lvl w:ilvl="0">
+      <w:start w:val="1"/>
+      <w:numFmt w:val="bullet"/>
+      <w:lvlText w:val=""/>
+      <w:lvlJc w:val="left"/>
+      <w:pPr>
+        <w:tabs>
+          <w:tab w:val="num" w:pos="720"/>
+        </w:tabs>
+        <w:ind w:left="720" w:hanging="360"/>
+      </w:pPr>
+      <w:rPr>
+        <w:rFonts w:ascii="Symbol" w:hAnsi="Symbol" w:hint="default"/>
+        <w:sz w:val="20"/>
+      </w:rPr>
+    </w:lvl>
+    <w:lvl w:ilvl="1" w:tentative="1">
+      <w:start w:val="1"/>
+      <w:numFmt w:val="bullet"/>
+      <w:lvlText w:val="o"/>
+      <w:lvlJc w:val="left"/>
+      <w:pPr>
+        <w:tabs>
+          <w:tab w:val="num" w:pos="1440"/>
+        </w:tabs>
+        <w:ind w:left="1440" w:hanging="360"/>
+      </w:pPr>
+      <w:rPr>
+        <w:rFonts w:ascii="Courier New" w:hAnsi="Courier New" w:hint="default"/>
+        <w:sz w:val="20"/>
+      </w:rPr>
+    </w:lvl>
+    <w:lvl w:ilvl="2" w:tentative="1">
+      <w:start w:val="1"/>
+      <w:numFmt w:val="bullet"/>
+      <w:lvlText w:val=""/>
+      <w:lvlJc w:val="left"/>
+      <w:pPr>
+        <w:tabs>
+          <w:tab w:val="num" w:pos="2160"/>
+        </w:tabs>
+        <w:ind w:left="2160" w:hanging="360"/>
+      </w:pPr>
+      <w:rPr>
+        <w:rFonts w:ascii="Wingdings" w:hAnsi="Wingdings" w:hint="default"/>
+        <w:sz w:val="20"/>
+      </w:rPr>
+    </w:lvl>
+    <w:lvl w:ilvl="3" w:tentative="1">
+      <w:start w:val="1"/>
+      <w:numFmt w:val="bullet"/>
+      <w:lvlText w:val=""/>
+      <w:lvlJc w:val="left"/>
+      <w:pPr>
+        <w:tabs>
+          <w:tab w:val="num" w:pos="2880"/>
+        </w:tabs>
+        <w:ind w:left="2880" w:hanging="360"/>
+      </w:pPr>
+      <w:rPr>
+        <w:rFonts w:ascii="Wingdings" w:hAnsi="Wingdings" w:hint="default"/>
+        <w:sz w:val="20"/>
+      </w:rPr>
+    </w:lvl>
+    <w:lvl w:ilvl="4" w:tentative="1">
+      <w:start w:val="1"/>
+      <w:numFmt w:val="bullet"/>
+      <w:lvlText w:val=""/>
+      <w:lvlJc w:val="left"/>
+      <w:pPr>
+        <w:tabs>
+          <w:tab w:val="num" w:pos="3600"/>
+        </w:tabs>
+        <w:ind w:left="3600" w:hanging="360"/>
+      </w:pPr>
+      <w:rPr>
+        <w:rFonts w:ascii="Wingdings" w:hAnsi="Wingdings" w:hint="default"/>
+        <w:sz w:val="20"/>
+      </w:rPr>
+    </w:lvl>
+    <w:lvl w:ilvl="5" w:tentative="1">
+      <w:start w:val="1"/>
+      <w:numFmt w:val="bullet"/>
+      <w:lvlText w:val=""/>
+      <w:lvlJc w:val="left"/>
+      <w:pPr>
+        <w:tabs>
+          <w:tab w:val="num" w:pos="4320"/>
+        </w:tabs>
+        <w:ind w:left="4320" w:hanging="360"/>
+      </w:pPr>
+      <w:rPr>
+        <w:rFonts w:ascii="Wingdings" w:hAnsi="Wingdings" w:hint="default"/>
+        <w:sz w:val="20"/>
+      </w:rPr>
+    </w:lvl>
+    <w:lvl w:ilvl="6" w:tentative="1">
+      <w:start w:val="1"/>
+      <w:numFmt w:val="bullet"/>
+      <w:lvlText w:val=""/>
+      <w:lvlJc w:val="left"/>
+      <w:pPr>
+        <w:tabs>
+          <w:tab w:val="num" w:pos="5040"/>
+        </w:tabs>
+        <w:ind w:left="5040" w:hanging="360"/>
+      </w:pPr>
+      <w:rPr>
+        <w:rFonts w:ascii="Wingdings" w:hAnsi="Wingdings" w:hint="default"/>
+        <w:sz w:val="20"/>
+      </w:rPr>
+    </w:lvl>
+    <w:lvl w:ilvl="7" w:tentative="1">
+      <w:start w:val="1"/>
+      <w:numFmt w:val="bullet"/>
+      <w:lvlText w:val=""/>
+      <w:lvlJc w:val="left"/>
+      <w:pPr>
+        <w:tabs>
+          <w:tab w:val="num" w:pos="5760"/>
+        </w:tabs>
+        <w:ind w:left="5760" w:hanging="360"/>
+      </w:pPr>
+      <w:rPr>
+        <w:rFonts w:ascii="Wingdings" w:hAnsi="Wingdings" w:hint="default"/>
+        <w:sz w:val="20"/>
+      </w:rPr>
+    </w:lvl>
+    <w:lvl w:ilvl="8" w:tentative="1">
+      <w:start w:val="1"/>
+      <w:numFmt w:val="bullet"/>
+      <w:lvlText w:val=""/>
+      <w:lvlJc w:val="left"/>
+      <w:pPr>
+        <w:tabs>
+          <w:tab w:val="num" w:pos="6480"/>
+        </w:tabs>
+        <w:ind w:left="6480" w:hanging="360"/>
+      </w:pPr>
+      <w:rPr>
+        <w:rFonts w:ascii="Wingdings" w:hAnsi="Wingdings" w:hint="default"/>
+        <w:sz w:val="20"/>
+      </w:rPr>
+    </w:lvl>
+  </w:abstractNum>
+  <w:abstractNum w:abstractNumId="24">
+    <w:nsid w:val="78E83D3A"/>
+    <w:multiLevelType w:val="multilevel"/>
+    <w:tmpl w:val="380687CE"/>
+    <w:lvl w:ilvl="0">
+      <w:start w:val="1"/>
+      <w:numFmt w:val="bullet"/>
+      <w:lvlText w:val=""/>
+      <w:lvlJc w:val="left"/>
+      <w:pPr>
+        <w:tabs>
+          <w:tab w:val="num" w:pos="720"/>
+        </w:tabs>
+        <w:ind w:left="720" w:hanging="360"/>
+      </w:pPr>
+      <w:rPr>
+        <w:rFonts w:ascii="Symbol" w:hAnsi="Symbol" w:hint="default"/>
+        <w:sz w:val="20"/>
+      </w:rPr>
+    </w:lvl>
+    <w:lvl w:ilvl="1" w:tentative="1">
+      <w:start w:val="1"/>
+      <w:numFmt w:val="bullet"/>
+      <w:lvlText w:val="o"/>
+      <w:lvlJc w:val="left"/>
+      <w:pPr>
+        <w:tabs>
+          <w:tab w:val="num" w:pos="1440"/>
+        </w:tabs>
+        <w:ind w:left="1440" w:hanging="360"/>
+      </w:pPr>
+      <w:rPr>
+        <w:rFonts w:ascii="Courier New" w:hAnsi="Courier New" w:hint="default"/>
+        <w:sz w:val="20"/>
+      </w:rPr>
+    </w:lvl>
+    <w:lvl w:ilvl="2" w:tentative="1">
+      <w:start w:val="1"/>
+      <w:numFmt w:val="bullet"/>
+      <w:lvlText w:val=""/>
+      <w:lvlJc w:val="left"/>
+      <w:pPr>
+        <w:tabs>
+          <w:tab w:val="num" w:pos="2160"/>
+        </w:tabs>
+        <w:ind w:left="2160" w:hanging="360"/>
+      </w:pPr>
+      <w:rPr>
+        <w:rFonts w:ascii="Wingdings" w:hAnsi="Wingdings" w:hint="default"/>
+        <w:sz w:val="20"/>
+      </w:rPr>
+    </w:lvl>
+    <w:lvl w:ilvl="3" w:tentative="1">
+      <w:start w:val="1"/>
+      <w:numFmt w:val="bullet"/>
+      <w:lvlText w:val=""/>
+      <w:lvlJc w:val="left"/>
+      <w:pPr>
+        <w:tabs>
+          <w:tab w:val="num" w:pos="2880"/>
+        </w:tabs>
+        <w:ind w:left="2880" w:hanging="360"/>
+      </w:pPr>
+      <w:rPr>
+        <w:rFonts w:ascii="Wingdings" w:hAnsi="Wingdings" w:hint="default"/>
+        <w:sz w:val="20"/>
+      </w:rPr>
+    </w:lvl>
+    <w:lvl w:ilvl="4" w:tentative="1">
+      <w:start w:val="1"/>
+      <w:numFmt w:val="bullet"/>
+      <w:lvlText w:val=""/>
+      <w:lvlJc w:val="left"/>
+      <w:pPr>
+        <w:tabs>
+          <w:tab w:val="num" w:pos="3600"/>
+        </w:tabs>
+        <w:ind w:left="3600" w:hanging="360"/>
+      </w:pPr>
+      <w:rPr>
+        <w:rFonts w:ascii="Wingdings" w:hAnsi="Wingdings" w:hint="default"/>
+        <w:sz w:val="20"/>
+      </w:rPr>
+    </w:lvl>
+    <w:lvl w:ilvl="5" w:tentative="1">
+      <w:start w:val="1"/>
+      <w:numFmt w:val="bullet"/>
+      <w:lvlText w:val=""/>
+      <w:lvlJc w:val="left"/>
+      <w:pPr>
+        <w:tabs>
+          <w:tab w:val="num" w:pos="4320"/>
+        </w:tabs>
+        <w:ind w:left="4320" w:hanging="360"/>
+      </w:pPr>
+      <w:rPr>
+        <w:rFonts w:ascii="Wingdings" w:hAnsi="Wingdings" w:hint="default"/>
+        <w:sz w:val="20"/>
+      </w:rPr>
+    </w:lvl>
+    <w:lvl w:ilvl="6" w:tentative="1">
+      <w:start w:val="1"/>
+      <w:numFmt w:val="bullet"/>
+      <w:lvlText w:val=""/>
+      <w:lvlJc w:val="left"/>
+      <w:pPr>
+        <w:tabs>
+          <w:tab w:val="num" w:pos="5040"/>
+        </w:tabs>
+        <w:ind w:left="5040" w:hanging="360"/>
+      </w:pPr>
+      <w:rPr>
+        <w:rFonts w:ascii="Wingdings" w:hAnsi="Wingdings" w:hint="default"/>
+        <w:sz w:val="20"/>
+      </w:rPr>
+    </w:lvl>
+    <w:lvl w:ilvl="7" w:tentative="1">
+      <w:start w:val="1"/>
+      <w:numFmt w:val="bullet"/>
+      <w:lvlText w:val=""/>
+      <w:lvlJc w:val="left"/>
+      <w:pPr>
+        <w:tabs>
+          <w:tab w:val="num" w:pos="5760"/>
+        </w:tabs>
+        <w:ind w:left="5760" w:hanging="360"/>
+      </w:pPr>
+      <w:rPr>
+        <w:rFonts w:ascii="Wingdings" w:hAnsi="Wingdings" w:hint="default"/>
+        <w:sz w:val="20"/>
+      </w:rPr>
+    </w:lvl>
+    <w:lvl w:ilvl="8" w:tentative="1">
+      <w:start w:val="1"/>
+      <w:numFmt w:val="bullet"/>
+      <w:lvlText w:val=""/>
+      <w:lvlJc w:val="left"/>
+      <w:pPr>
+        <w:tabs>
+          <w:tab w:val="num" w:pos="6480"/>
+        </w:tabs>
+        <w:ind w:left="6480" w:hanging="360"/>
+      </w:pPr>
+      <w:rPr>
+        <w:rFonts w:ascii="Wingdings" w:hAnsi="Wingdings" w:hint="default"/>
+        <w:sz w:val="20"/>
+      </w:rPr>
+    </w:lvl>
+  </w:abstractNum>
+  <w:abstractNum w:abstractNumId="25">
+    <w:nsid w:val="7E4F7AE5"/>
+    <w:multiLevelType w:val="multilevel"/>
+    <w:tmpl w:val="D72AEE0E"/>
+    <w:lvl w:ilvl="0">
+      <w:start w:val="1"/>
+      <w:numFmt w:val="bullet"/>
+      <w:lvlText w:val=""/>
+      <w:lvlJc w:val="left"/>
+      <w:pPr>
+        <w:tabs>
+          <w:tab w:val="num" w:pos="720"/>
+        </w:tabs>
+        <w:ind w:left="720" w:hanging="360"/>
+      </w:pPr>
+      <w:rPr>
+        <w:rFonts w:ascii="Symbol" w:hAnsi="Symbol" w:hint="default"/>
+        <w:sz w:val="20"/>
+      </w:rPr>
+    </w:lvl>
+    <w:lvl w:ilvl="1" w:tentative="1">
+      <w:start w:val="1"/>
+      <w:numFmt w:val="bullet"/>
+      <w:lvlText w:val="o"/>
+      <w:lvlJc w:val="left"/>
+      <w:pPr>
+        <w:tabs>
+          <w:tab w:val="num" w:pos="1440"/>
+        </w:tabs>
+        <w:ind w:left="1440" w:hanging="360"/>
+      </w:pPr>
+      <w:rPr>
+        <w:rFonts w:ascii="Courier New" w:hAnsi="Courier New" w:hint="default"/>
+        <w:sz w:val="20"/>
+      </w:rPr>
+    </w:lvl>
+    <w:lvl w:ilvl="2" w:tentative="1">
+      <w:start w:val="1"/>
+      <w:numFmt w:val="bullet"/>
+      <w:lvlText w:val=""/>
+      <w:lvlJc w:val="left"/>
+      <w:pPr>
+        <w:tabs>
+          <w:tab w:val="num" w:pos="2160"/>
+        </w:tabs>
+        <w:ind w:left="2160" w:hanging="360"/>
+      </w:pPr>
+      <w:rPr>
+        <w:rFonts w:ascii="Wingdings" w:hAnsi="Wingdings" w:hint="default"/>
+        <w:sz w:val="20"/>
+      </w:rPr>
+    </w:lvl>
+    <w:lvl w:ilvl="3" w:tentative="1">
+      <w:start w:val="1"/>
+      <w:numFmt w:val="bullet"/>
+      <w:lvlText w:val=""/>
+      <w:lvlJc w:val="left"/>
+      <w:pPr>
+        <w:tabs>
+          <w:tab w:val="num" w:pos="2880"/>
+        </w:tabs>
+        <w:ind w:left="2880" w:hanging="360"/>
+      </w:pPr>
+      <w:rPr>
+        <w:rFonts w:ascii="Wingdings" w:hAnsi="Wingdings" w:hint="default"/>
+        <w:sz w:val="20"/>
+      </w:rPr>
+    </w:lvl>
+    <w:lvl w:ilvl="4" w:tentative="1">
+      <w:start w:val="1"/>
+      <w:numFmt w:val="bullet"/>
+      <w:lvlText w:val=""/>
+      <w:lvlJc w:val="left"/>
+      <w:pPr>
+        <w:tabs>
+          <w:tab w:val="num" w:pos="3600"/>
+        </w:tabs>
+        <w:ind w:left="3600" w:hanging="360"/>
+      </w:pPr>
+      <w:rPr>
+        <w:rFonts w:ascii="Wingdings" w:hAnsi="Wingdings" w:hint="default"/>
+        <w:sz w:val="20"/>
+      </w:rPr>
+    </w:lvl>
+    <w:lvl w:ilvl="5" w:tentative="1">
+      <w:start w:val="1"/>
+      <w:numFmt w:val="bullet"/>
+      <w:lvlText w:val=""/>
+      <w:lvlJc w:val="left"/>
+      <w:pPr>
+        <w:tabs>
+          <w:tab w:val="num" w:pos="4320"/>
+        </w:tabs>
+        <w:ind w:left="4320" w:hanging="360"/>
+      </w:pPr>
+      <w:rPr>
+        <w:rFonts w:ascii="Wingdings" w:hAnsi="Wingdings" w:hint="default"/>
+        <w:sz w:val="20"/>
+      </w:rPr>
+    </w:lvl>
+    <w:lvl w:ilvl="6" w:tentative="1">
+      <w:start w:val="1"/>
+      <w:numFmt w:val="bullet"/>
+      <w:lvlText w:val=""/>
+      <w:lvlJc w:val="left"/>
+      <w:pPr>
+        <w:tabs>
+          <w:tab w:val="num" w:pos="5040"/>
+        </w:tabs>
+        <w:ind w:left="5040" w:hanging="360"/>
+      </w:pPr>
+      <w:rPr>
+        <w:rFonts w:ascii="Wingdings" w:hAnsi="Wingdings" w:hint="default"/>
+        <w:sz w:val="20"/>
+      </w:rPr>
+    </w:lvl>
+    <w:lvl w:ilvl="7" w:tentative="1">
+      <w:start w:val="1"/>
+      <w:numFmt w:val="bullet"/>
+      <w:lvlText w:val=""/>
+      <w:lvlJc w:val="left"/>
+      <w:pPr>
+        <w:tabs>
+          <w:tab w:val="num" w:pos="5760"/>
+        </w:tabs>
+        <w:ind w:left="5760" w:hanging="360"/>
+      </w:pPr>
+      <w:rPr>
+        <w:rFonts w:ascii="Wingdings" w:hAnsi="Wingdings" w:hint="default"/>
+        <w:sz w:val="20"/>
+      </w:rPr>
+    </w:lvl>
+    <w:lvl w:ilvl="8" w:tentative="1">
+      <w:start w:val="1"/>
+      <w:numFmt w:val="bullet"/>
+      <w:lvlText w:val=""/>
+      <w:lvlJc w:val="left"/>
+      <w:pPr>
+        <w:tabs>
+          <w:tab w:val="num" w:pos="6480"/>
+        </w:tabs>
+        <w:ind w:left="6480" w:hanging="360"/>
+      </w:pPr>
+      <w:rPr>
+        <w:rFonts w:ascii="Wingdings" w:hAnsi="Wingdings" w:hint="default"/>
+        <w:sz w:val="20"/>
+      </w:rPr>
+    </w:lvl>
+  </w:abstractNum>
+  <w:abstractNum w:abstractNumId="26">
+    <w:nsid w:val="7FA06EF8"/>
+    <w:multiLevelType w:val="multilevel"/>
+    <w:tmpl w:val="BB88C182"/>
+    <w:lvl w:ilvl="0">
+      <w:start w:val="1"/>
+      <w:numFmt w:val="bullet"/>
+      <w:lvlText w:val=""/>
+      <w:lvlJc w:val="left"/>
+      <w:pPr>
+        <w:tabs>
+          <w:tab w:val="num" w:pos="720"/>
+        </w:tabs>
+        <w:ind w:left="720" w:hanging="360"/>
+      </w:pPr>
+      <w:rPr>
+        <w:rFonts w:ascii="Symbol" w:hAnsi="Symbol" w:hint="default"/>
+        <w:sz w:val="20"/>
+      </w:rPr>
+    </w:lvl>
+    <w:lvl w:ilvl="1" w:tentative="1">
+      <w:start w:val="1"/>
+      <w:numFmt w:val="bullet"/>
+      <w:lvlText w:val="o"/>
+      <w:lvlJc w:val="left"/>
+      <w:pPr>
+        <w:tabs>
+          <w:tab w:val="num" w:pos="1440"/>
+        </w:tabs>
+        <w:ind w:left="1440" w:hanging="360"/>
+      </w:pPr>
+      <w:rPr>
+        <w:rFonts w:ascii="Courier New" w:hAnsi="Courier New" w:hint="default"/>
+        <w:sz w:val="20"/>
+      </w:rPr>
+    </w:lvl>
+    <w:lvl w:ilvl="2" w:tentative="1">
+      <w:start w:val="1"/>
+      <w:numFmt w:val="bullet"/>
+      <w:lvlText w:val=""/>
+      <w:lvlJc w:val="left"/>
+      <w:pPr>
+        <w:tabs>
+          <w:tab w:val="num" w:pos="2160"/>
+        </w:tabs>
+        <w:ind w:left="2160" w:hanging="360"/>
+      </w:pPr>
+      <w:rPr>
+        <w:rFonts w:ascii="Wingdings" w:hAnsi="Wingdings" w:hint="default"/>
+        <w:sz w:val="20"/>
+      </w:rPr>
+    </w:lvl>
+    <w:lvl w:ilvl="3" w:tentative="1">
+      <w:start w:val="1"/>
+      <w:numFmt w:val="bullet"/>
+      <w:lvlText w:val=""/>
+      <w:lvlJc w:val="left"/>
+      <w:pPr>
+        <w:tabs>
+          <w:tab w:val="num" w:pos="2880"/>
+        </w:tabs>
+        <w:ind w:left="2880" w:hanging="360"/>
+      </w:pPr>
+      <w:rPr>
+        <w:rFonts w:ascii="Wingdings" w:hAnsi="Wingdings" w:hint="default"/>
+        <w:sz w:val="20"/>
+      </w:rPr>
+    </w:lvl>
+    <w:lvl w:ilvl="4" w:tentative="1">
+      <w:start w:val="1"/>
+      <w:numFmt w:val="bullet"/>
+      <w:lvlText w:val=""/>
+      <w:lvlJc w:val="left"/>
+      <w:pPr>
+        <w:tabs>
+          <w:tab w:val="num" w:pos="3600"/>
+        </w:tabs>
+        <w:ind w:left="3600" w:hanging="360"/>
+      </w:pPr>
+      <w:rPr>
+        <w:rFonts w:ascii="Wingdings" w:hAnsi="Wingdings" w:hint="default"/>
+        <w:sz w:val="20"/>
+      </w:rPr>
+    </w:lvl>
+    <w:lvl w:ilvl="5" w:tentative="1">
+      <w:start w:val="1"/>
+      <w:numFmt w:val="bullet"/>
+      <w:lvlText w:val=""/>
+      <w:lvlJc w:val="left"/>
+      <w:pPr>
+        <w:tabs>
+          <w:tab w:val="num" w:pos="4320"/>
+        </w:tabs>
+        <w:ind w:left="4320" w:hanging="360"/>
+      </w:pPr>
+      <w:rPr>
+        <w:rFonts w:ascii="Wingdings" w:hAnsi="Wingdings" w:hint="default"/>
+        <w:sz w:val="20"/>
+      </w:rPr>
+    </w:lvl>
+    <w:lvl w:ilvl="6" w:tentative="1">
+      <w:start w:val="1"/>
+      <w:numFmt w:val="bullet"/>
+      <w:lvlText w:val=""/>
+      <w:lvlJc w:val="left"/>
+      <w:pPr>
+        <w:tabs>
+          <w:tab w:val="num" w:pos="5040"/>
+        </w:tabs>
+        <w:ind w:left="5040" w:hanging="360"/>
+      </w:pPr>
+      <w:rPr>
+        <w:rFonts w:ascii="Wingdings" w:hAnsi="Wingdings" w:hint="default"/>
+        <w:sz w:val="20"/>
+      </w:rPr>
+    </w:lvl>
+    <w:lvl w:ilvl="7" w:tentative="1">
+      <w:start w:val="1"/>
+      <w:numFmt w:val="bullet"/>
+      <w:lvlText w:val=""/>
+      <w:lvlJc w:val="left"/>
+      <w:pPr>
+        <w:tabs>
+          <w:tab w:val="num" w:pos="5760"/>
+        </w:tabs>
+        <w:ind w:left="5760" w:hanging="360"/>
+      </w:pPr>
+      <w:rPr>
+        <w:rFonts w:ascii="Wingdings" w:hAnsi="Wingdings" w:hint="default"/>
+        <w:sz w:val="20"/>
+      </w:rPr>
+    </w:lvl>
+    <w:lvl w:ilvl="8" w:tentative="1">
+      <w:start w:val="1"/>
+      <w:numFmt w:val="bullet"/>
+      <w:lvlText w:val=""/>
+      <w:lvlJc w:val="left"/>
+      <w:pPr>
+        <w:tabs>
+          <w:tab w:val="num" w:pos="6480"/>
+        </w:tabs>
+        <w:ind w:left="6480" w:hanging="360"/>
+      </w:pPr>
+      <w:rPr>
+        <w:rFonts w:ascii="Wingdings" w:hAnsi="Wingdings" w:hint="default"/>
+        <w:sz w:val="20"/>
+      </w:rPr>
+    </w:lvl>
+  </w:abstractNum>
   <w:num w:numId="1">
+    <w:abstractNumId w:val="6"/>
+  </w:num>
+  <w:num w:numId="2">
+    <w:abstractNumId w:val="4"/>
+  </w:num>
+  <w:num w:numId="3">
+    <w:abstractNumId w:val="24"/>
+  </w:num>
+  <w:num w:numId="4">
+    <w:abstractNumId w:val="11"/>
+  </w:num>
+  <w:num w:numId="5">
+    <w:abstractNumId w:val="16"/>
+  </w:num>
+  <w:num w:numId="6">
+    <w:abstractNumId w:val="13"/>
+  </w:num>
+  <w:num w:numId="7">
     <w:abstractNumId w:val="3"/>
   </w:num>
-  <w:num w:numId="2">
+  <w:num w:numId="8">
     <w:abstractNumId w:val="2"/>
   </w:num>
-  <w:num w:numId="3">
+  <w:num w:numId="9">
+    <w:abstractNumId w:val="25"/>
+  </w:num>
+  <w:num w:numId="10">
+    <w:abstractNumId w:val="7"/>
+  </w:num>
+  <w:num w:numId="11">
+    <w:abstractNumId w:val="19"/>
+  </w:num>
+  <w:num w:numId="12">
+    <w:abstractNumId w:val="18"/>
+  </w:num>
+  <w:num w:numId="13">
+    <w:abstractNumId w:val="21"/>
+  </w:num>
+  <w:num w:numId="14">
     <w:abstractNumId w:val="12"/>
   </w:num>
-  <w:num w:numId="4">
+  <w:num w:numId="15">
     <w:abstractNumId w:val="5"/>
   </w:num>
-  <w:num w:numId="5">
+  <w:num w:numId="16">
+    <w:abstractNumId w:val="20"/>
+  </w:num>
+  <w:num w:numId="17">
+    <w:abstractNumId w:val="23"/>
+  </w:num>
+  <w:num w:numId="18">
+    <w:abstractNumId w:val="17"/>
+  </w:num>
+  <w:num w:numId="19">
+    <w:abstractNumId w:val="26"/>
+  </w:num>
+  <w:num w:numId="20">
     <w:abstractNumId w:val="8"/>
   </w:num>
-  <w:num w:numId="6">
-    <w:abstractNumId w:val="7"/>
+  <w:num w:numId="21">
+    <w:abstractNumId w:val="9"/>
   </w:num>
-  <w:num w:numId="7">
+  <w:num w:numId="22">
+    <w:abstractNumId w:val="22"/>
+  </w:num>
+  <w:num w:numId="23">
+    <w:abstractNumId w:val="10"/>
+  </w:num>
+  <w:num w:numId="24">
+    <w:abstractNumId w:val="15"/>
+  </w:num>
+  <w:num w:numId="25">
     <w:abstractNumId w:val="1"/>
   </w:num>
-  <w:num w:numId="8">
+  <w:num w:numId="26">
     <w:abstractNumId w:val="0"/>
   </w:num>
-  <w:num w:numId="9">
-    <w:abstractNumId w:val="13"/>
-  </w:num>
-  <w:num w:numId="10">
-    <w:abstractNumId w:val="4"/>
-  </w:num>
-  <w:num w:numId="11">
-    <w:abstractNumId w:val="10"/>
-  </w:num>
-  <w:num w:numId="12">
-    <w:abstractNumId w:val="9"/>
-  </w:num>
-  <w:num w:numId="13">
-    <w:abstractNumId w:val="11"/>
-  </w:num>
-  <w:num w:numId="14">
-    <w:abstractNumId w:val="6"/>
+  <w:num w:numId="27">
+    <w:abstractNumId w:val="14"/>
   </w:num>
 </w:numbering>
 </file>
@@ -23334,6 +28378,27 @@
     <w:name w:val="Normal"/>
     <w:qFormat/>
   </w:style>
+  <w:style w:type="paragraph" w:styleId="Heading1">
+    <w:name w:val="heading 1"/>
+    <w:basedOn w:val="Normal"/>
+    <w:next w:val="Normal"/>
+    <w:link w:val="Heading1Char"/>
+    <w:uiPriority w:val="9"/>
+    <w:qFormat/>
+    <w:rsid w:val="009E067F"/>
+    <w:pPr>
+      <w:keepNext/>
+      <w:keepLines/>
+      <w:spacing w:before="240" w:after="0"/>
+      <w:outlineLvl w:val="0"/>
+    </w:pPr>
+    <w:rPr>
+      <w:rFonts w:asciiTheme="majorHAnsi" w:eastAsiaTheme="majorEastAsia" w:hAnsiTheme="majorHAnsi" w:cstheme="majorBidi"/>
+      <w:color w:val="2E74B5" w:themeColor="accent1" w:themeShade="BF"/>
+      <w:sz w:val="32"/>
+      <w:szCs w:val="32"/>
+    </w:rPr>
+  </w:style>
   <w:style w:type="paragraph" w:styleId="Heading2">
     <w:name w:val="heading 2"/>
     <w:basedOn w:val="Normal"/>
@@ -23520,6 +28585,19 @@
       <w:sz w:val="20"/>
       <w:szCs w:val="20"/>
       <w:lang w:eastAsia="en-IN"/>
+    </w:rPr>
+  </w:style>
+  <w:style w:type="character" w:customStyle="1" w:styleId="Heading1Char">
+    <w:name w:val="Heading 1 Char"/>
+    <w:basedOn w:val="DefaultParagraphFont"/>
+    <w:link w:val="Heading1"/>
+    <w:uiPriority w:val="9"/>
+    <w:rsid w:val="009E067F"/>
+    <w:rPr>
+      <w:rFonts w:asciiTheme="majorHAnsi" w:eastAsiaTheme="majorEastAsia" w:hAnsiTheme="majorHAnsi" w:cstheme="majorBidi"/>
+      <w:color w:val="2E74B5" w:themeColor="accent1" w:themeShade="BF"/>
+      <w:sz w:val="32"/>
+      <w:szCs w:val="32"/>
     </w:rPr>
   </w:style>
 </w:styles>
